--- a/lab_meeting/회의록_2026.10.15_댐운영_LLM기획.docx
+++ b/lab_meeting/회의록_2026.10.15_댐운영_LLM기획.docx
@@ -154,7 +154,7 @@
                 <w:szCs w:val="20"/>
                 <w:lang w:eastAsia="ko-KR"/>
               </w:rPr>
-              <w:t xml:space="preserve">국민대학교 [교수]</w:t>
+              <w:t xml:space="preserve">국민대학교 인공지능학부 김장호 교수</w:t>
             </w:r>
           </w:p>
           <w:p>
@@ -167,7 +167,7 @@
                 <w:szCs w:val="20"/>
                 <w:lang w:eastAsia="ko-KR"/>
               </w:rPr>
-              <w:t xml:space="preserve">[소속] [AI 전공 교수]</w:t>
+              <w:t xml:space="preserve">국민대학교 건설시스템공학과 신주영 교수</w:t>
             </w:r>
           </w:p>
           <w:p>
@@ -180,33 +180,7 @@
                 <w:szCs w:val="20"/>
                 <w:lang w:eastAsia="ko-KR"/>
               </w:rPr>
-              <w:t xml:space="preserve">[소속] [연구 담당]</w:t>
-            </w:r>
-          </w:p>
-          <w:p>
-            <w:pPr>
-              <w:spacing w:after="20" w:line="252" w:lineRule="auto"/>
-            </w:pPr>
-            <w:r>
-              <w:rPr>
-                <w:sz w:val="20"/>
-                <w:szCs w:val="20"/>
-                <w:lang w:eastAsia="ko-KR"/>
-              </w:rPr>
-              <w:t xml:space="preserve">국민대학교 [학생] (문경민 석사과정으로 추정)</w:t>
-            </w:r>
-          </w:p>
-          <w:p>
-            <w:pPr>
-              <w:spacing w:after="20" w:line="252" w:lineRule="auto"/>
-            </w:pPr>
-            <w:r>
-              <w:rPr>
-                <w:sz w:val="20"/>
-                <w:szCs w:val="20"/>
-                <w:lang w:eastAsia="ko-KR"/>
-              </w:rPr>
-              <w:t xml:space="preserve">※ 성명·소속은 녹취에 없어 확인 후 기재</w:t>
+              <w:t xml:space="preserve">국민대학교 건설시스템공학과 문경민 석사과정</w:t>
             </w:r>
           </w:p>
         </w:tc>
@@ -252,7 +226,7 @@
           <w:szCs w:val="21"/>
           <w:lang w:eastAsia="ko-KR"/>
         </w:rPr>
-        <w:t xml:space="preserve">댐 운영 지원 과제(기획 과제)의 전체 구성도에서 KG·RAG 등 앞단은 정리된 상태이며, 질문 해석과 답변 생성을 맡는 LLM 뒷단을 어떻게 구성할지 논의하는 것이 회의의 목적임.</w:t>
+        <w:t xml:space="preserve">댐 운영 지원 과제(기획 과제)의 전체 구성이 아직 정해진 것이 없어, 그동안 정리한 내용을 보여 주고 이를 바탕으로 과제를 어떻게 구성할지 의견을 구하는 것이 회의의 목적임.</w:t>
       </w:r>
     </w:p>
     <w:p>
@@ -269,7 +243,7 @@
           <w:szCs w:val="21"/>
           <w:lang w:eastAsia="ko-KR"/>
         </w:rPr>
-        <w:t xml:space="preserve">앞단(Ontology·KG 구축, 근거 검색)은 정리된 내용을 공유하고, 뒷단의 학습 방식, 에이전트 구성, 데이터 확보 방안, 단계별 로드맵을 중심으로 의견을 교환함.</w:t>
+        <w:t xml:space="preserve">그동안 정리한 앞부분(KG·질문 검색 단계)은 구성도로 간략히 공유하고, 이를 만들기 위한 Ontology 등은 옆에 두며, 뒷부분(LLM 단계)을 어떻게 만들 것인지를 중심으로 논의함. 뒷단은 LLM 학습 방식(SFT·DPO 등), 에이전트 구성, 데이터 확보 방안, 단계별 로드맵으로 구분함.</w:t>
       </w:r>
     </w:p>
     <w:p>
@@ -321,76 +295,7 @@
           <w:szCs w:val="24"/>
           <w:lang w:eastAsia="ko-KR"/>
         </w:rPr>
-        <w:t xml:space="preserve">2. 회의자료 구성에 대한 보완 의견</w:t>
-      </w:r>
-    </w:p>
-    <w:p>
-      <w:pPr>
-        <w:pStyle w:val="a0"/>
-        <w:spacing w:after="60"/>
-        <w:rPr>
-          <w:lang w:eastAsia="ko-KR"/>
-        </w:rPr>
-      </w:pPr>
-      <w:r>
-        <w:rPr>
-          <w:sz w:val="21"/>
-          <w:szCs w:val="21"/>
-          <w:lang w:eastAsia="ko-KR"/>
-        </w:rPr>
-        <w:t xml:space="preserve">회의 목적 문구가 담당자가 모든 것을 수행하는 것으로 읽힐 수 있으므로, 앞단을 공유하고 뒷단 구성을 함께 논의하는 취지가 드러나도록 수정할 필요가 있음.</w:t>
-      </w:r>
-    </w:p>
-    <w:p>
-      <w:pPr>
-        <w:pStyle w:val="a0"/>
-        <w:spacing w:after="60"/>
-        <w:rPr>
-          <w:lang w:eastAsia="ko-KR"/>
-        </w:rPr>
-      </w:pPr>
-      <w:r>
-        <w:rPr>
-          <w:sz w:val="21"/>
-          <w:szCs w:val="21"/>
-          <w:lang w:eastAsia="ko-KR"/>
-        </w:rPr>
-        <w:t xml:space="preserve">회의자료에는 쪽 번호, 작성 연도, 참석자를 기재하고, 구성도의 단계에는 순번을 부여함.</w:t>
-      </w:r>
-    </w:p>
-    <w:p>
-      <w:pPr>
-        <w:pStyle w:val="a0"/>
-        <w:spacing w:after="60"/>
-        <w:rPr>
-          <w:lang w:eastAsia="ko-KR"/>
-        </w:rPr>
-      </w:pPr>
-      <w:r>
-        <w:rPr>
-          <w:sz w:val="21"/>
-          <w:szCs w:val="21"/>
-          <w:lang w:eastAsia="ko-KR"/>
-        </w:rPr>
-        <w:t xml:space="preserve">앞단의 설명은 방법론을 하나씩 풀어 쓰기보다 구성도와 블록 단위로 간결하게 제시하고, 뒷단 논의에 시간을 배분함.</w:t>
-      </w:r>
-    </w:p>
-    <w:p>
-      <w:pPr>
-        <w:keepNext/>
-        <w:spacing w:before="280" w:after="100"/>
-        <w:rPr>
-          <w:lang w:eastAsia="ko-KR"/>
-        </w:rPr>
-      </w:pPr>
-      <w:r>
-        <w:rPr>
-          <w:b/>
-          <w:sz w:val="24"/>
-          <w:szCs w:val="24"/>
-          <w:lang w:eastAsia="ko-KR"/>
-        </w:rPr>
-        <w:t xml:space="preserve">3. LLM 뒷단 구성안 (AI 전공 교수 제시)</w:t>
+        <w:t xml:space="preserve">2. LLM 뒷단 구성안 (김장호 교수 제시)</w:t>
       </w:r>
     </w:p>
     <w:p>
@@ -443,7 +348,7 @@
           <w:szCs w:val="21"/>
           <w:lang w:eastAsia="ko-KR"/>
         </w:rPr>
-        <w:t xml:space="preserve">A 학습 단계: 전문가 검증 시드(운영사례·규정·QA)와 일반 데이터를 바탕으로 근거 보존 데이터 증강 → 도메인 학습 SFT → 전문가 선호 정렬 DPO 순으로 댐 운영에 특화된 sLLM을 얻음.</w:t>
+        <w:t xml:space="preserve">A 학습 단계: 전문가 검증 시드(운영사례·규정·QA)와 일반 데이터(질문 구조·상황 다양성)를 바탕으로 근거 보존 데이터 증강(상황·질문 생성, 수치·규정·출처 검증) → 도메인 학습 SFT(LoRA 등 경량 미세조정) → 전문가 선호 정렬 DPO 순으로 댐 운영에 특화된 sLLM을 얻음.</w:t>
       </w:r>
     </w:p>
     <w:p>
@@ -460,7 +365,7 @@
           <w:szCs w:val="21"/>
           <w:lang w:eastAsia="ko-KR"/>
         </w:rPr>
-        <w:t xml:space="preserve">B 운영 및 에이전트 연구: 운영환경·접근권한(내부망/외부망, 외부 LLM·API 허용 여부)과 사용자 질문·검색 근거를 입력으로, 학습된 sLLM이 도구 제약을 고려해 조회·계산·추가 질문·답변·판단 보류 중 행동을 선택하고, 근거 기반 운영 지원 답변을 운영자 검토에 제공함.</w:t>
+        <w:t xml:space="preserve">B 운영 및 에이전트 연구: 운영환경·접근권한(내부망/외부망, 외부 LLM·API 허용 여부)과 사용자 질문·검색 근거(RAG·KG 결과는 별도 담당)를 입력으로, 학습된 sLLM이 근거 충분성·자료 최신성·도구 가용성을 확인하여 조회·계산·추가 질문·답변·판단 보류 중 행동을 선택하고, 근거 기반 운영 지원 답변을 운영자 검토에 제공함. 도구 사용 권한의 제한은 실행 시스템에서 강제함.</w:t>
       </w:r>
     </w:p>
     <w:p>
@@ -581,7 +486,7 @@
           <w:szCs w:val="21"/>
           <w:lang w:eastAsia="ko-KR"/>
         </w:rPr>
-        <w:t xml:space="preserve">선호 데이터의 수집은 전문가가 정답을 작성하지 않고 선택만 하면 되므로 비용과 시간이 적게 드는 장점이 있음.</w:t>
+        <w:t xml:space="preserve">선호 데이터의 수집은 전문가가 정답을 작성하지 않고 선택만 하면 되므로 비용과 시간이 적게 드는 장점이 있음. 제시 자료에는 정책경사(REINFORCE) 개념과 DPO 유도 과정(보상 차이식, 최적 정책, DPO 손실)이 함께 정리되어 있음.</w:t>
       </w:r>
     </w:p>
     <w:p>
@@ -652,6 +557,23 @@
           <w:lang w:eastAsia="ko-KR"/>
         </w:rPr>
         <w:t xml:space="preserve">외부망이 차단된 환경에서는 웹 검색을 사용하지 않고 지정된 폴더·저장소 내 자료만 검색하도록 구성하며, 외부망이 허용되면 외부 검색 도구를 추가할 수 있음.</w:t>
+      </w:r>
+    </w:p>
+    <w:p>
+      <w:pPr>
+        <w:pStyle w:val="a0"/>
+        <w:spacing w:after="60"/>
+        <w:rPr>
+          <w:lang w:eastAsia="ko-KR"/>
+        </w:rPr>
+      </w:pPr>
+      <w:r>
+        <w:rPr>
+          <w:sz w:val="21"/>
+          <w:szCs w:val="21"/>
+          <w:lang w:eastAsia="ko-KR"/>
+        </w:rPr>
+        <w:t xml:space="preserve">신주영 교수 의견: 실제 시스템에서는 관측자료가 별도 시스템에 있어 KG·저장소로 가져오기 어려우므로 외부 프로그램을 호출하는 에이전트가 필요하며, RAG·KG는 질문과 관련된 근거를 엮어 현상에 대한 추론에 근거를 제공하는 역할을 맡음.</w:t>
       </w:r>
     </w:p>
     <w:tbl>
@@ -1258,7 +1180,7 @@
           <w:szCs w:val="24"/>
           <w:lang w:eastAsia="ko-KR"/>
         </w:rPr>
-        <w:t xml:space="preserve">4. 추진 환경 제약 및 데이터 현황</w:t>
+        <w:t xml:space="preserve">3. 추진 환경 제약 및 데이터 현황</w:t>
       </w:r>
     </w:p>
     <w:p>
@@ -1309,7 +1231,7 @@
           <w:szCs w:val="21"/>
           <w:lang w:eastAsia="ko-KR"/>
         </w:rPr>
-        <w:t xml:space="preserve">이에 따라 필요한 자료만 추출하여 사용하는 방향으로 검토하며, 과거 방류 기록으로 확보 가능한 학습 사례는 수천 건 수준으로 추정됨[확인 필요]. 방류 외 질문의 비중이 클 것으로 예상되므로, 이를 연결하는 방안은 RAG·KG 측면에서 추후 검토함.</w:t>
+        <w:t xml:space="preserve">이에 따라 필요한 자료만 추출하여 사용하는 방향으로 검토하며, 과거 방류 기록으로 확보 가능한 학습 사례는 1,000~5,000건 정도로 언급되었으며[확인 필요], 데이터가 적으므로 증강 기술을 적용하는 것도 적절하다는 의견이 있었음. 방류 외 질문의 비중이 클 것으로 예상되므로, 이를 연결하는 방안은 RAG·KG 측면에서 추후 검토함.</w:t>
       </w:r>
     </w:p>
     <w:p>
@@ -1344,7 +1266,7 @@
           <w:szCs w:val="24"/>
           <w:lang w:eastAsia="ko-KR"/>
         </w:rPr>
-        <w:t xml:space="preserve">5. 근거와 추론의 구분 표기</w:t>
+        <w:t xml:space="preserve">4. 근거와 추론의 구분 표기</w:t>
       </w:r>
     </w:p>
     <w:p>
@@ -1413,7 +1335,7 @@
           <w:szCs w:val="24"/>
           <w:lang w:eastAsia="ko-KR"/>
         </w:rPr>
-        <w:t xml:space="preserve">6. 데이터(DB) 구축 및 레이블링 방안</w:t>
+        <w:t xml:space="preserve">5. 데이터(DB) 구축 및 레이블링 방안</w:t>
       </w:r>
     </w:p>
     <w:p>
@@ -1516,7 +1438,7 @@
           <w:szCs w:val="24"/>
           <w:lang w:eastAsia="ko-KR"/>
         </w:rPr>
-        <w:t xml:space="preserve">7. 단계별 로드맵 방향</w:t>
+        <w:t xml:space="preserve">6. 단계별 로드맵 방향</w:t>
       </w:r>
     </w:p>
     <w:p>
@@ -2016,7 +1938,7 @@
           <w:szCs w:val="24"/>
           <w:lang w:eastAsia="ko-KR"/>
         </w:rPr>
-        <w:t xml:space="preserve">8. 월드 모델 검토</w:t>
+        <w:t xml:space="preserve">7. 월드 모델 검토</w:t>
       </w:r>
     </w:p>
     <w:p>
@@ -2033,7 +1955,7 @@
           <w:szCs w:val="21"/>
           <w:lang w:eastAsia="ko-KR"/>
         </w:rPr>
-        <w:t xml:space="preserve">월드 모델은 현재 상태와 행동으로 다음 상태를 예측하는 모델로, 댐에서는 상태(수위·유입량 등)와 행동(방류 등)을 기반으로 홍수 발생 여부를 예측하는 방향을 의미함. 로봇 분야에서 연구가 활발하며, 상태 예측과 함께 행동까지 제시하는 모델도 연구 중임.</w:t>
+        <w:t xml:space="preserve">김장호 교수 설명: 월드 모델은 현재 상태와 행동으로 다음 상태를 예측하는 모델로, 댐에서는 상태(수위·유입량 등)와 행동(방류 등)을 기반으로 홍수 발생 여부를 예측하는 방향을 의미함. 로봇 분야에서 연구가 활발하며, 상태 예측과 함께 행동까지 제시하는 모델도 연구 중임.</w:t>
       </w:r>
     </w:p>
     <w:p>
@@ -2067,7 +1989,7 @@
           <w:szCs w:val="21"/>
           <w:lang w:eastAsia="ko-KR"/>
         </w:rPr>
-        <w:t xml:space="preserve">댐은 고려 요소가 물리 현상에 비해 제한적이고 제약조건을 많이 반영할수록 정확도가 향상될 수 있어, 필요한 태스크가 명확해지면 도입 가능성이 있다는 의견이 있었음.</w:t>
+        <w:t xml:space="preserve">댐은 고려 요소가 물리 현상에 비해 제한적이고 제약조건을 많이 반영할수록 정확도가 향상될 수 있어, 특정 태스크가 명확해지면 이에 특화한 월드 모델을 검토할 수 있으며, 이는 약 4년 후에 고민할 사항으로 정리함.</w:t>
       </w:r>
     </w:p>
     <w:p>
@@ -2085,7 +2007,7 @@
           <w:szCs w:val="24"/>
           <w:lang w:eastAsia="ko-KR"/>
         </w:rPr>
-        <w:t xml:space="preserve">9. 향후 일정 및 역할</w:t>
+        <w:t xml:space="preserve">8. 향후 일정 및 역할</w:t>
       </w:r>
     </w:p>
     <w:tbl>
@@ -2308,7 +2230,7 @@
                 <w:szCs w:val="18"/>
                 <w:lang w:eastAsia="ko-KR"/>
               </w:rPr>
-              <w:t xml:space="preserve">[학생]</w:t>
+              <w:t xml:space="preserve">문경민</w:t>
             </w:r>
           </w:p>
         </w:tc>
@@ -2393,7 +2315,7 @@
                 <w:szCs w:val="18"/>
                 <w:lang w:eastAsia="ko-KR"/>
               </w:rPr>
-              <w:t xml:space="preserve">10월분 보고서 작성 및 제출(참고: 월 30~40쪽 분량)</w:t>
+              <w:t xml:space="preserve">10월분 보고서 작성 및 제출(월 30~40쪽 분량)</w:t>
             </w:r>
           </w:p>
         </w:tc>
@@ -2418,7 +2340,7 @@
                 <w:szCs w:val="18"/>
                 <w:lang w:eastAsia="ko-KR"/>
               </w:rPr>
-              <w:t xml:space="preserve">[전원] → [연구 담당] 취합</w:t>
+              <w:t xml:space="preserve">김장호 교수, 신주영 교수 연구실 → [취합 담당자]</w:t>
             </w:r>
           </w:p>
         </w:tc>
@@ -2503,7 +2425,7 @@
                 <w:szCs w:val="18"/>
                 <w:lang w:eastAsia="ko-KR"/>
               </w:rPr>
-              <w:t xml:space="preserve">보고서 초안 및 최종 발표자료 작성</w:t>
+              <w:t xml:space="preserve">보고서 초안 및 최종 발표자료 작성(최종보고서 분량은 신주영 교수 측 150~200쪽, 김장호 교수 측 100~150쪽이 언급됨[확인 필요])</w:t>
             </w:r>
           </w:p>
         </w:tc>
@@ -2528,7 +2450,7 @@
                 <w:szCs w:val="18"/>
                 <w:lang w:eastAsia="ko-KR"/>
               </w:rPr>
-              <w:t xml:space="preserve">[전원]</w:t>
+              <w:t xml:space="preserve">김장호 교수, 신주영 교수</w:t>
             </w:r>
           </w:p>
         </w:tc>
@@ -2638,7 +2560,7 @@
                 <w:szCs w:val="18"/>
                 <w:lang w:eastAsia="ko-KR"/>
               </w:rPr>
-              <w:t xml:space="preserve">[전원]</w:t>
+              <w:t xml:space="preserve">김장호 교수, 신주영 교수</w:t>
             </w:r>
           </w:p>
         </w:tc>
@@ -2858,7 +2780,7 @@
                 <w:szCs w:val="18"/>
                 <w:lang w:eastAsia="ko-KR"/>
               </w:rPr>
-              <w:t xml:space="preserve">[AI 전공 교수], [교수]</w:t>
+              <w:t xml:space="preserve">김장호 교수, 신주영 교수</w:t>
             </w:r>
           </w:p>
         </w:tc>
@@ -2968,7 +2890,7 @@
                 <w:szCs w:val="18"/>
                 <w:lang w:eastAsia="ko-KR"/>
               </w:rPr>
-              <w:t xml:space="preserve">[교수]</w:t>
+              <w:t xml:space="preserve">신주영 교수</w:t>
             </w:r>
           </w:p>
         </w:tc>
@@ -3039,58 +2961,6 @@
           <w:lang w:eastAsia="ko-KR"/>
         </w:rPr>
         <w:t xml:space="preserve">보고서는 분량이 중요하게 평가되므로 그림과 설명을 충분히 포함함.</w:t>
-      </w:r>
-    </w:p>
-    <w:p>
-      <w:pPr>
-        <w:keepNext/>
-        <w:spacing w:before="280" w:after="100"/>
-        <w:rPr>
-          <w:lang w:eastAsia="ko-KR"/>
-        </w:rPr>
-      </w:pPr>
-      <w:r>
-        <w:rPr>
-          <w:b/>
-          <w:sz w:val="24"/>
-          <w:szCs w:val="24"/>
-          <w:lang w:eastAsia="ko-KR"/>
-        </w:rPr>
-        <w:t xml:space="preserve">10. 기타</w:t>
-      </w:r>
-    </w:p>
-    <w:p>
-      <w:pPr>
-        <w:pStyle w:val="a0"/>
-        <w:spacing w:after="60"/>
-        <w:rPr>
-          <w:lang w:eastAsia="ko-KR"/>
-        </w:rPr>
-      </w:pPr>
-      <w:r>
-        <w:rPr>
-          <w:sz w:val="21"/>
-          <w:szCs w:val="21"/>
-          <w:lang w:eastAsia="ko-KR"/>
-        </w:rPr>
-        <w:t xml:space="preserve">연락·공문: 외부 기관 관계자에게 발송한 공문의 검토 요청에 대한 회신이 아직 없어 재연락하기로 함[대상자명 확인 필요]. 이후 연락은 메신저 대화방으로 진행함.</w:t>
-      </w:r>
-    </w:p>
-    <w:p>
-      <w:pPr>
-        <w:pStyle w:val="a0"/>
-        <w:spacing w:after="60"/>
-        <w:rPr>
-          <w:lang w:eastAsia="ko-KR"/>
-        </w:rPr>
-      </w:pPr>
-      <w:r>
-        <w:rPr>
-          <w:sz w:val="21"/>
-          <w:szCs w:val="21"/>
-          <w:lang w:eastAsia="ko-KR"/>
-        </w:rPr>
-        <w:t xml:space="preserve">포스터: 담당 학생들이 당일까지 마무리하도록 전달함.</w:t>
       </w:r>
     </w:p>
     <w:sectPr>

--- a/lab_meeting/회의록_2026.10.15_댐운영_LLM기획.docx
+++ b/lab_meeting/회의록_2026.10.15_댐운영_LLM기획.docx
@@ -418,7 +418,7 @@
           <w:szCs w:val="21"/>
           <w:lang w:eastAsia="ko-KR"/>
         </w:rPr>
-        <w:t xml:space="preserve">도메인 데이터가 많지 않으므로, 같은 내용을 단어·문장 순서 등을 바꾸어 증강한 뒤 지도 미세조정(SFT)을 수행하는 방안을 제시함. 증강한 데이터는 수치·규정·출처를 검증한 후 학습에 사용하고, 합성 답변은 실제 기록과 예측정보를 구분하여 다룸.</w:t>
+        <w:t xml:space="preserve">도메인 데이터가 많지 않으므로 데이터를 증강한 뒤 지도 미세조정(SFT)을 수행하는 방안을 제시함. 증강은 같은 내용을 단어·문장 순서 등을 바꾸어 늘리는 방식(발언)과, 제시 자료의 상황·질문 생성 방식을 함께 언급함. 증강한 데이터는 수치·규정·출처를 검증한 후 학습에 사용하고, 합성 답변은 실제 기록과 예측정보를 구분하여 다룸.</w:t>
       </w:r>
     </w:p>
     <w:p>
@@ -469,7 +469,24 @@
           <w:szCs w:val="21"/>
           <w:lang w:eastAsia="ko-KR"/>
         </w:rPr>
-        <w:t xml:space="preserve">필요한 데이터는 같은 질문에 대한 좋은 답변과 나쁜 답변의 쌍이며, 실무자가 두 답변 중 선호하는 것을 선택하는 방식으로 수집할 수 있음. 500~2,000쌍 수준은 짧은 시간에 만들 수 있고, 2,000개 정도로도 성능이 개선되었다는 연구가 있다는 의견이 제시됨.</w:t>
+        <w:t xml:space="preserve">필요한 데이터는 같은 질문에 대한 좋은 답변과 나쁜 답변의 쌍이며, 실무자가 두 답변 중 선호하는 것을 선택하는 방식으로 수집할 수 있음. 500~2,000쌍 수준은 짧은 시간에 만들 수 있고, 2,000개 정도로도 성능이 개선되었다는 연구가 있다는 의견이 제시됨[제시 자료에는 없는 발언이며 출처 확인 필요].</w:t>
+      </w:r>
+    </w:p>
+    <w:p>
+      <w:pPr>
+        <w:pStyle w:val="a0"/>
+        <w:spacing w:after="60"/>
+        <w:rPr>
+          <w:lang w:eastAsia="ko-KR"/>
+        </w:rPr>
+      </w:pPr>
+      <w:r>
+        <w:rPr>
+          <w:sz w:val="21"/>
+          <w:szCs w:val="21"/>
+          <w:lang w:eastAsia="ko-KR"/>
+        </w:rPr>
+        <w:t xml:space="preserve">제시 자료의 선호 정렬 기준은 근거 충실성, 자료 구분, 판단 보류이며, 에이전트의 행동 선택 정책도 행동 시연과 선호쌍을 통해 개선하는 것을 연구 내용으로 둠.</w:t>
       </w:r>
     </w:p>
     <w:p>
@@ -1181,6 +1198,23 @@
           <w:lang w:eastAsia="ko-KR"/>
         </w:rPr>
         <w:t xml:space="preserve">3. 추진 환경 제약 및 데이터 현황</w:t>
+      </w:r>
+    </w:p>
+    <w:p>
+      <w:pPr>
+        <w:pStyle w:val="a0"/>
+        <w:spacing w:after="60"/>
+        <w:rPr>
+          <w:lang w:eastAsia="ko-KR"/>
+        </w:rPr>
+      </w:pPr>
+      <w:r>
+        <w:rPr>
+          <w:sz w:val="21"/>
+          <w:szCs w:val="21"/>
+          <w:lang w:eastAsia="ko-KR"/>
+        </w:rPr>
+        <w:t xml:space="preserve">신주영 교수 의견: 전체 구성의 틀에는 동의하나, 선호 데이터(DPO)는 수집 방안이 있는 반면 그 앞 단계인 도메인 학습(SFT)에 쓸 자료가 확보될지가 우려됨. RAG 구축에도 현재 자료가 없고 범용적으로 쓸 수 있는 도메인 데이터가 없는 상태임.</w:t>
       </w:r>
     </w:p>
     <w:p>
@@ -1920,7 +1954,7 @@
           <w:szCs w:val="21"/>
           <w:lang w:eastAsia="ko-KR"/>
         </w:rPr>
-        <w:t xml:space="preserve">로드맵은 개별 기술명보다 기능 블록(근거 보존, 데이터 증강, 도메인 학습, 전문가 선호 정렬 등) 단위로 기술하고, 각 블록을 단계별로 업데이트하거나 기능을 추가하는 방식으로 구성함. 세부 기술은 선택 근거에 대한 사전 기획 과제를 통해 확정함.</w:t>
+        <w:t xml:space="preserve">로드맵은 개별 기술명보다 기능 블록(제시 자료의 근거 보존 데이터 증강, 도메인 학습 SFT, 전문가 선호 정렬 DPO, 도구 제약을 고려한 에이전트 등) 단위로 기술하고, 각 블록을 단계별로 업데이트하거나 기능을 추가하는 방식으로 구성함. 세부 기술은 선택 근거에 대한 사전 기획 과제를 통해 확정함.</w:t>
       </w:r>
     </w:p>
     <w:p>

--- a/lab_meeting/회의록_2026.10.15_댐운영_LLM기획.docx
+++ b/lab_meeting/회의록_2026.10.15_댐운영_LLM기획.docx
@@ -226,7 +226,7 @@
           <w:szCs w:val="21"/>
           <w:lang w:eastAsia="ko-KR"/>
         </w:rPr>
-        <w:t xml:space="preserve">댐 운영 지원 과제(기획 과제)의 전체 구성이 아직 정해진 것이 없어, 그동안 정리한 내용을 보여 주고 이를 바탕으로 과제를 어떻게 구성할지 의견을 구하는 것이 회의의 목적임.</w:t>
+        <w:t xml:space="preserve">댐 운영 지원 과제(기획 과제)를 어떻게 구성할지 논의하는 것이 회의의 목적이며, 이를 위해 그동안 정리한 내용을 공유함.</w:t>
       </w:r>
     </w:p>
     <w:p>

--- a/lab_meeting/회의록_2026.10.15_댐운영_LLM기획.docx
+++ b/lab_meeting/회의록_2026.10.15_댐운영_LLM기획.docx
@@ -226,7 +226,7 @@
           <w:szCs w:val="21"/>
           <w:lang w:eastAsia="ko-KR"/>
         </w:rPr>
-        <w:t xml:space="preserve">댐 운영 지원 과제(기획 과제)를 어떻게 구성할지 논의하는 것이 회의의 목적이며, 이를 위해 그동안 정리한 내용을 공유함.</w:t>
+        <w:t xml:space="preserve">과제 전체 구성과 뒷단(LLM 단계) 방향을 논의함.</w:t>
       </w:r>
     </w:p>
     <w:p>

--- a/lab_meeting/회의록_2026.10.15_댐운영_LLM기획.docx
+++ b/lab_meeting/회의록_2026.10.15_댐운영_LLM기획.docx
@@ -243,7 +243,7 @@
           <w:szCs w:val="21"/>
           <w:lang w:eastAsia="ko-KR"/>
         </w:rPr>
-        <w:t xml:space="preserve">그동안 정리한 앞부분(KG·질문 검색 단계)은 구성도로 간략히 공유하고, 이를 만들기 위한 Ontology 등은 옆에 두며, 뒷부분(LLM 단계)을 어떻게 만들 것인지를 중심으로 논의함. 뒷단은 LLM 학습 방식(SFT·DPO 등), 에이전트 구성, 데이터 확보 방안, 단계별 로드맵으로 구분함.</w:t>
+        <w:t xml:space="preserve">그동안 정리한 내용은 간략히 보여 주되, 앞부분(KG·질문 검색 단계)보다 뒷부분(LLM 단계)을 어떻게 만들 것인지를 중심으로 이야기하려 한다고 설명함.</w:t>
       </w:r>
     </w:p>
     <w:p>
@@ -277,7 +277,7 @@
           <w:szCs w:val="21"/>
           <w:lang w:eastAsia="ko-KR"/>
         </w:rPr>
-        <w:t xml:space="preserve">발주 측에서 5~10년 단위의 로드맵을 요청하였으므로 이를 함께 제시해야 하며, 로드맵은 개별 기술명보다 기능 블록 단위로 굵직하게 구성하는 방향으로 검토함.</w:t>
+        <w:t xml:space="preserve">5~10년 치 로드맵 요청이 있었으므로 10년 뒤까지 발전하는 로드맵도 함께 제시해야 하며, 로드맵은 기술 이름보다 기능 블록 단위로 굵직하게 구성하는 방향으로 검토함.</w:t>
       </w:r>
     </w:p>
     <w:p>
@@ -319,19 +319,63 @@
     </w:p>
     <w:p>
       <w:pPr>
-        <w:pStyle w:val="a0"/>
-        <w:spacing w:after="60"/>
+        <w:keepNext/>
+        <w:spacing w:before="60" w:after="40"/>
+        <w:jc w:val="center"/>
+      </w:pPr>
+      <w:r>
+        <w:drawing>
+          <wp:inline distT="0" distB="0" distL="0" distR="0">
+            <wp:extent cx="6078855" cy="4618505"/>
+            <wp:docPr id="1" name="fig1_sllm.png" descr="fig1_sllm.png"/>
+            <wp:cNvGraphicFramePr>
+              <a:graphicFrameLocks xmlns:a="http://schemas.openxmlformats.org/drawingml/2006/main" noChangeAspect="1"/>
+            </wp:cNvGraphicFramePr>
+            <a:graphic xmlns:a="http://schemas.openxmlformats.org/drawingml/2006/main">
+              <a:graphicData uri="http://schemas.openxmlformats.org/drawingml/2006/picture">
+                <pic:pic xmlns:pic="http://schemas.openxmlformats.org/drawingml/2006/picture">
+                  <pic:nvPicPr>
+                    <pic:cNvPr id="1" name="fig1_sllm.png"/>
+                    <pic:cNvPicPr/>
+                  </pic:nvPicPr>
+                  <pic:blipFill>
+                    <a:blip r:embed="rIdImg1"/>
+                    <a:stretch>
+                      <a:fillRect/>
+                    </a:stretch>
+                  </pic:blipFill>
+                  <pic:spPr>
+                    <a:xfrm>
+                      <a:off x="0" y="0"/>
+                      <a:ext cx="6078855" cy="4618505"/>
+                    </a:xfrm>
+                    <a:prstGeom prst="rect">
+                      <a:avLst/>
+                    </a:prstGeom>
+                  </pic:spPr>
+                </pic:pic>
+              </a:graphicData>
+            </a:graphic>
+          </wp:inline>
+        </w:drawing>
+      </w:r>
+    </w:p>
+    <w:p>
+      <w:pPr>
+        <w:spacing w:before="0" w:after="120"/>
+        <w:jc w:val="center"/>
         <w:rPr>
           <w:lang w:eastAsia="ko-KR"/>
         </w:rPr>
       </w:pPr>
       <w:r>
         <w:rPr>
-          <w:sz w:val="21"/>
-          <w:szCs w:val="21"/>
+          <w:color w:val="505050"/>
+          <w:sz w:val="18"/>
+          <w:szCs w:val="18"/>
           <w:lang w:eastAsia="ko-KR"/>
         </w:rPr>
-        <w:t xml:space="preserve">제시된 구성도(댐 운영 지원 sLLM 연구 방향)는 A 학습 단계와 B 운영 및 에이전트 연구로 구분되며, 공통 평가를 별도로 둠.</w:t>
+        <w:t xml:space="preserve">그림 1. 댐 운영 지원 sLLM 연구 방향 (김장호 교수 제시 자료 인용)</w:t>
       </w:r>
     </w:p>
     <w:p>
@@ -348,7 +392,7 @@
           <w:szCs w:val="21"/>
           <w:lang w:eastAsia="ko-KR"/>
         </w:rPr>
-        <w:t xml:space="preserve">A 학습 단계: 전문가 검증 시드(운영사례·규정·QA)와 일반 데이터(질문 구조·상황 다양성)를 바탕으로 근거 보존 데이터 증강(상황·질문 생성, 수치·규정·출처 검증) → 도메인 학습 SFT(LoRA 등 경량 미세조정) → 전문가 선호 정렬 DPO 순으로 댐 운영에 특화된 sLLM을 얻음.</w:t>
+        <w:t xml:space="preserve">데이터가 많지 않으므로 데이터를 증강한 뒤 지도 미세조정(SFT)을 하고, RAG를 쓰든 에이전트를 쓰든 실무자가 선호하는 답변이 나와야 하므로 그 뒤에 DPO를 붙이는 구성을 제시함.</w:t>
       </w:r>
     </w:p>
     <w:p>
@@ -365,24 +409,7 @@
           <w:szCs w:val="21"/>
           <w:lang w:eastAsia="ko-KR"/>
         </w:rPr>
-        <w:t xml:space="preserve">B 운영 및 에이전트 연구: 운영환경·접근권한(내부망/외부망, 외부 LLM·API 허용 여부)과 사용자 질문·검색 근거(RAG·KG 결과는 별도 담당)를 입력으로, 학습된 sLLM이 근거 충분성·자료 최신성·도구 가용성을 확인하여 조회·계산·추가 질문·답변·판단 보류 중 행동을 선택하고, 근거 기반 운영 지원 답변을 운영자 검토에 제공함. 도구 사용 권한의 제한은 실행 시스템에서 강제함.</w:t>
-      </w:r>
-    </w:p>
-    <w:p>
-      <w:pPr>
-        <w:pStyle w:val="a0"/>
-        <w:spacing w:after="60"/>
-        <w:rPr>
-          <w:lang w:eastAsia="ko-KR"/>
-        </w:rPr>
-      </w:pPr>
-      <w:r>
-        <w:rPr>
-          <w:sz w:val="21"/>
-          <w:szCs w:val="21"/>
-          <w:lang w:eastAsia="ko-KR"/>
-        </w:rPr>
-        <w:t xml:space="preserve">공통 평가는 정확도, 근거 충실성, 전문가 선호도, 실패 대응, 호출 비용으로 구성하며, 모델은 기본/SFT/SFT+DPO, 운영은 고정 절차/기본 에이전트/제안 방법을 비교하는 방식으로 제시됨.</w:t>
+        <w:t xml:space="preserve">위쪽의 학습 단계는 LLM을 댐 도메인에 특화시키는 부분이고, RAG나 내부 정보 검색 등은 에이전트로 구성할 수 있다고 설명함.</w:t>
       </w:r>
     </w:p>
     <w:p>
@@ -418,7 +445,7 @@
           <w:szCs w:val="21"/>
           <w:lang w:eastAsia="ko-KR"/>
         </w:rPr>
-        <w:t xml:space="preserve">도메인 데이터가 많지 않으므로 데이터를 증강한 뒤 지도 미세조정(SFT)을 수행하는 방안을 제시함. 증강은 같은 내용을 단어·문장 순서 등을 바꾸어 늘리는 방식(발언)과, 제시 자료의 상황·질문 생성 방식을 함께 언급함. 증강한 데이터는 수치·규정·출처를 검증한 후 학습에 사용하고, 합성 답변은 실제 기록과 예측정보를 구분하여 다룸.</w:t>
+        <w:t xml:space="preserve">도메인 데이터가 많지 않으므로 데이터를 증강한 뒤 SFT를 수행하는 방안을 제시함. 같은 내용이라도 들어가는 단어나 순서를 달리하면 LLM 성능이 좋아지며, 이를 이용한 증강 기법이 최근 학회에 많이 발표되고 있다고 설명함.</w:t>
       </w:r>
     </w:p>
     <w:p>
@@ -435,7 +462,7 @@
           <w:szCs w:val="21"/>
           <w:lang w:eastAsia="ko-KR"/>
         </w:rPr>
-        <w:t xml:space="preserve">SFT 이후 답변 품질을 실무자 선호에 맞추기 위해 DPO(Direct Preference Optimization)를 적용하는 방안을 제시함.</w:t>
+        <w:t xml:space="preserve">SFT 이후 답변이 실무자가 선호하는 형태로 나오도록 DPO(Direct Preference Optimization)를 붙이는 방안을 제시함. 최신 LLM에도 인간 피드백을 활용한 정렬 단계가 뒤에 붙는다고 설명함.</w:t>
       </w:r>
     </w:p>
     <w:p>
@@ -452,7 +479,7 @@
           <w:szCs w:val="21"/>
           <w:lang w:eastAsia="ko-KR"/>
         </w:rPr>
-        <w:t xml:space="preserve">기존 PPO 기반 RLHF는 사람의 선호로 보상모델을 학습한 뒤 그 점수로 정책을 학습하는 두 단계를 거침. DPO는 선호 데이터에서 정책을 직접 학습하여 별도의 보상모델 학습을 생략함.</w:t>
+        <w:t xml:space="preserve">기존 방식은 답변의 좋고 나쁨을 점수화하는 보상 모델을 먼저 학습한 뒤 모델을 다시 학습해야 하며, 이를 위해 전문가 참여가 필요해 비용이 큼. DPO는 같은 질문에 대한 좋은 답변과 나쁜 답변의 쌍만 있으면 학습할 수 있다고 설명함.</w:t>
       </w:r>
     </w:p>
     <w:p>
@@ -469,7 +496,7 @@
           <w:szCs w:val="21"/>
           <w:lang w:eastAsia="ko-KR"/>
         </w:rPr>
-        <w:t xml:space="preserve">필요한 데이터는 같은 질문에 대한 좋은 답변과 나쁜 답변의 쌍이며, 실무자가 두 답변 중 선호하는 것을 선택하는 방식으로 수집할 수 있음. 500~2,000쌍 수준은 짧은 시간에 만들 수 있고, 2,000개 정도로도 성능이 개선되었다는 연구가 있다는 의견이 제시됨[제시 자료에는 없는 발언이며 출처 확인 필요].</w:t>
+        <w:t xml:space="preserve">같은 질문에 대해 LLM이 답변 두 개를 내면 실무자가 도움이 되는 쪽을 체크하는 것만으로 데이터를 모을 수 있어 수집이 쉬움. 500~2,000쌍은 1시간 이내에 만들 수 있고, 2,000개 정도로도 성능이 좋아졌다는 연구 보고가 있다고 설명함. 다만 댐 분야는 실제로 수집해야 함을 언급함.</w:t>
       </w:r>
     </w:p>
     <w:p>
@@ -486,24 +513,7 @@
           <w:szCs w:val="21"/>
           <w:lang w:eastAsia="ko-KR"/>
         </w:rPr>
-        <w:t xml:space="preserve">제시 자료의 선호 정렬 기준은 근거 충실성, 자료 구분, 판단 보류이며, 에이전트의 행동 선택 정책도 행동 시연과 선호쌍을 통해 개선하는 것을 연구 내용으로 둠.</w:t>
-      </w:r>
-    </w:p>
-    <w:p>
-      <w:pPr>
-        <w:pStyle w:val="a0"/>
-        <w:spacing w:after="60"/>
-        <w:rPr>
-          <w:lang w:eastAsia="ko-KR"/>
-        </w:rPr>
-      </w:pPr>
-      <w:r>
-        <w:rPr>
-          <w:sz w:val="21"/>
-          <w:szCs w:val="21"/>
-          <w:lang w:eastAsia="ko-KR"/>
-        </w:rPr>
-        <w:t xml:space="preserve">선호 데이터의 수집은 전문가가 정답을 작성하지 않고 선택만 하면 되므로 비용과 시간이 적게 드는 장점이 있음. 제시 자료에는 정책경사(REINFORCE) 개념과 DPO 유도 과정(보상 차이식, 최적 정책, DPO 손실)이 함께 정리되어 있음.</w:t>
+        <w:t xml:space="preserve">신주영 교수는 선호쌍 수집에 필요한 질문과 답변을 어떻게 만들어 사람에게 전달할 것인지가 가장 어렵다고 보았고, 김장호 교수는 필요한 질문을 모아 같은 질문에 여러 답변을 생성한 뒤 선호를 체크하는 방식으로 수집할 수 있다고 답함.</w:t>
       </w:r>
     </w:p>
     <w:p>
@@ -527,19 +537,63 @@
     </w:p>
     <w:p>
       <w:pPr>
-        <w:pStyle w:val="a0"/>
-        <w:spacing w:after="60"/>
+        <w:keepNext/>
+        <w:spacing w:before="60" w:after="40"/>
+        <w:jc w:val="center"/>
+      </w:pPr>
+      <w:r>
+        <w:drawing>
+          <wp:inline distT="0" distB="0" distL="0" distR="0">
+            <wp:extent cx="5065395" cy="3647084"/>
+            <wp:docPr id="2" name="fig2_toolcall.png" descr="fig2_toolcall.png"/>
+            <wp:cNvGraphicFramePr>
+              <a:graphicFrameLocks xmlns:a="http://schemas.openxmlformats.org/drawingml/2006/main" noChangeAspect="1"/>
+            </wp:cNvGraphicFramePr>
+            <a:graphic xmlns:a="http://schemas.openxmlformats.org/drawingml/2006/main">
+              <a:graphicData uri="http://schemas.openxmlformats.org/drawingml/2006/picture">
+                <pic:pic xmlns:pic="http://schemas.openxmlformats.org/drawingml/2006/picture">
+                  <pic:nvPicPr>
+                    <pic:cNvPr id="2" name="fig2_toolcall.png"/>
+                    <pic:cNvPicPr/>
+                  </pic:nvPicPr>
+                  <pic:blipFill>
+                    <a:blip r:embed="rIdImg2"/>
+                    <a:stretch>
+                      <a:fillRect/>
+                    </a:stretch>
+                  </pic:blipFill>
+                  <pic:spPr>
+                    <a:xfrm>
+                      <a:off x="0" y="0"/>
+                      <a:ext cx="5065395" cy="3647084"/>
+                    </a:xfrm>
+                    <a:prstGeom prst="rect">
+                      <a:avLst/>
+                    </a:prstGeom>
+                  </pic:spPr>
+                </pic:pic>
+              </a:graphicData>
+            </a:graphic>
+          </wp:inline>
+        </w:drawing>
+      </w:r>
+    </w:p>
+    <w:p>
+      <w:pPr>
+        <w:spacing w:before="0" w:after="120"/>
+        <w:jc w:val="center"/>
         <w:rPr>
           <w:lang w:eastAsia="ko-KR"/>
         </w:rPr>
       </w:pPr>
       <w:r>
         <w:rPr>
-          <w:sz w:val="21"/>
-          <w:szCs w:val="21"/>
+          <w:color w:val="505050"/>
+          <w:sz w:val="18"/>
+          <w:szCs w:val="18"/>
           <w:lang w:eastAsia="ko-KR"/>
         </w:rPr>
-        <w:t xml:space="preserve">운영자 질문에 대해 LLM이 도구 호출 요청을 JSON으로 생성하고, 실행 프로그램이 JSON 파싱과 인자·권한 검증을 거쳐 지정된 함수를 실행한 뒤, 조회·검색·계산 결과를 LLM에 다시 전달하여 최종 답변과 근거를 제시하는 구조임. 추가 작업이 필요한 동안 이 과정을 반복함.</w:t>
+        <w:t xml:space="preserve">그림 2. 도구 호출(에이전트) 흐름 (김장호 교수 제시 자료 인용)</w:t>
       </w:r>
     </w:p>
     <w:p>
@@ -556,7 +610,7 @@
           <w:szCs w:val="21"/>
           <w:lang w:eastAsia="ko-KR"/>
         </w:rPr>
-        <w:t xml:space="preserve">도구의 이름, 설명, 입력값을 미리 정의하여 LLM에 제공하며, 도구 안에서는 DB 조회, API 요청, 문서 검색, KG 조회, 파이썬 계산을 수행함. 필요 시 RAG 검색도 도구로 호출할 수 있음.</w:t>
+        <w:t xml:space="preserve">도구(함수)를 미리 정의해 두고, 질문에 따라 어떤 함수를 호출할지 LLM이 JSON으로 만들면 프로그램이 이를 해석해 함수를 실행하고, 그 결과를 다시 LLM에 넣어 답변을 내는 방식으로 동작함. 예로 춘천댐 유입량을 찾는 API와 그 명세를 JSON으로 정의하는 경우를 들었음.</w:t>
       </w:r>
     </w:p>
     <w:p>
@@ -573,7 +627,24 @@
           <w:szCs w:val="21"/>
           <w:lang w:eastAsia="ko-KR"/>
         </w:rPr>
-        <w:t xml:space="preserve">외부망이 차단된 환경에서는 웹 검색을 사용하지 않고 지정된 폴더·저장소 내 자료만 검색하도록 구성하며, 외부망이 허용되면 외부 검색 도구를 추가할 수 있음.</w:t>
+        <w:t xml:space="preserve">실행되는 함수로는 웹 검색, 저장소 파일 안의 문서 검색 등이 있으며, RAG를 호출하거나 기본으로 설정할 수도 있음.</w:t>
+      </w:r>
+    </w:p>
+    <w:p>
+      <w:pPr>
+        <w:pStyle w:val="a0"/>
+        <w:spacing w:after="60"/>
+        <w:rPr>
+          <w:lang w:eastAsia="ko-KR"/>
+        </w:rPr>
+      </w:pPr>
+      <w:r>
+        <w:rPr>
+          <w:sz w:val="21"/>
+          <w:szCs w:val="21"/>
+          <w:lang w:eastAsia="ko-KR"/>
+        </w:rPr>
+        <w:t xml:space="preserve">망이 폐쇄된 경우에는 지정한 폴더에 파일을 넣어 두면 그 안에서만 검색하고, 외부망이 열려 있으면 외부망 검색도 가능하다고 설명함.</w:t>
       </w:r>
     </w:p>
     <w:p>
@@ -591,6 +662,24 @@
           <w:lang w:eastAsia="ko-KR"/>
         </w:rPr>
         <w:t xml:space="preserve">신주영 교수 의견: 실제 시스템에서는 관측자료가 별도 시스템에 있어 KG·저장소로 가져오기 어려우므로 외부 프로그램을 호출하는 에이전트가 필요하며, RAG·KG는 질문과 관련된 근거를 엮어 현상에 대한 추론에 근거를 제공하는 역할을 맡음.</w:t>
+      </w:r>
+    </w:p>
+    <w:p>
+      <w:pPr>
+        <w:spacing w:before="0" w:after="120"/>
+        <w:jc w:val="center"/>
+        <w:rPr>
+          <w:lang w:eastAsia="ko-KR"/>
+        </w:rPr>
+      </w:pPr>
+      <w:r>
+        <w:rPr>
+          <w:color w:val="505050"/>
+          <w:sz w:val="18"/>
+          <w:szCs w:val="18"/>
+          <w:lang w:eastAsia="ko-KR"/>
+        </w:rPr>
+        <w:t xml:space="preserve">표 1. 도구 정의 예 (김장호 교수 제시 자료 인용)</w:t>
       </w:r>
     </w:p>
     <w:tbl>
@@ -644,7 +733,7 @@
                 <w:szCs w:val="18"/>
                 <w:lang w:eastAsia="ko-KR"/>
               </w:rPr>
-              <w:t xml:space="preserve">도구 이름(예시)</w:t>
+              <w:t xml:space="preserve">도구 이름</w:t>
             </w:r>
           </w:p>
         </w:tc>
@@ -728,7 +817,7 @@
                 <w:szCs w:val="18"/>
                 <w:lang w:eastAsia="ko-KR"/>
               </w:rPr>
-              <w:t xml:space="preserve">함수 내부에서 하는 일</w:t>
+              <w:t xml:space="preserve">실제 함수 내부에서 하는 일</w:t>
             </w:r>
           </w:p>
         </w:tc>
@@ -948,7 +1037,7 @@
                 <w:szCs w:val="18"/>
                 <w:lang w:eastAsia="ko-KR"/>
               </w:rPr>
-              <w:t xml:space="preserve">파이썬으로 시작·종료 값과 시간 차 계산</w:t>
+              <w:t xml:space="preserve">Python으로 시작·종료 값과 시간 차 계산</w:t>
             </w:r>
           </w:p>
         </w:tc>
@@ -1248,7 +1337,7 @@
           <w:szCs w:val="21"/>
           <w:lang w:eastAsia="ko-KR"/>
         </w:rPr>
-        <w:t xml:space="preserve">내부 시스템에는 댐당 수만 개 수준의 장비·수치 태그가 분 단위로 기록되어 전체적으로는 수십만 개 항목이 갱신되는 것으로 파악됨[규모 수치 확인 필요]. 다만 태그가 제조사·시공사별로 서로 다른 규칙으로 부여되어 의미가 정리되어 있지 않고 담당자도 파악하지 못하는 경우가 많아 활용 가능한 자료는 제한적임.</w:t>
+        <w:t xml:space="preserve">내부 시스템에는 댐별로 장비와 수치 태그가 약 2만~5만 개 있고 댐이 약 18개여서 분 단위로 약 40만 개 자료가 갱신된다고 설명함. 다만 태그가 삼성·LG 등 제조사마다 다른 규칙으로 부여되어 있어 어느 장비의 어떤 데이터인지 아는 경우가 적고 실무자도 잘 모르므로, 자료는 많아도 활용 가능한 것은 제한적임.</w:t>
       </w:r>
     </w:p>
     <w:p>
@@ -1265,7 +1354,7 @@
           <w:szCs w:val="21"/>
           <w:lang w:eastAsia="ko-KR"/>
         </w:rPr>
-        <w:t xml:space="preserve">이에 따라 필요한 자료만 추출하여 사용하는 방향으로 검토하며, 과거 방류 기록으로 확보 가능한 학습 사례는 1,000~5,000건 정도로 언급되었으며[확인 필요], 데이터가 적으므로 증강 기술을 적용하는 것도 적절하다는 의견이 있었음. 방류 외 질문의 비중이 클 것으로 예상되므로, 이를 연결하는 방안은 RAG·KG 측면에서 추후 검토함.</w:t>
+        <w:t xml:space="preserve">이에 따라 필요한 자료만 추출하여 사용하는 방향으로 검토하며, 기존 자료를 모두 받을 수 있다면 방류가 연 10~20회이므로 천 건~5천 건 정도의 사례가 나올 수 있고 발전 방류는 매일 발생한다고 설명함. 자료를 최대한 많이 만들기 위해 증강 기술을 넣는 것도 괜찮다는 의견이 있었음. 질문은 방류 외의 내용이 훨씬 많을 것으로 예상되므로, 이를 연결하는 방안은 RAG 등에서 추후 천천히 검토함.</w:t>
       </w:r>
     </w:p>
     <w:p>
@@ -1954,7 +2043,7 @@
           <w:szCs w:val="21"/>
           <w:lang w:eastAsia="ko-KR"/>
         </w:rPr>
-        <w:t xml:space="preserve">로드맵은 개별 기술명보다 기능 블록(제시 자료의 근거 보존 데이터 증강, 도메인 학습 SFT, 전문가 선호 정렬 DPO, 도구 제약을 고려한 에이전트 등) 단위로 기술하고, 각 블록을 단계별로 업데이트하거나 기능을 추가하는 방식으로 구성함. 세부 기술은 선택 근거에 대한 사전 기획 과제를 통해 확정함.</w:t>
+        <w:t xml:space="preserve">로드맵은 개별 기술명보다 기능 블록(근거 보존 데이터 증강, 도메인 학습 SFT, 전문가 선호 등) 단위로 기술하고, 각 블록을 단계별로 업데이트하거나 기능을 추가하는 방식으로 구성함. 세부 기술은 선택 근거에 대한 사전 기획 과제를 통해 확정함.</w:t>
       </w:r>
     </w:p>
     <w:p>

--- a/lab_meeting/회의록_2026.10.15_댐운영_LLM기획.docx
+++ b/lab_meeting/회의록_2026.10.15_댐운영_LLM기획.docx
@@ -226,7 +226,7 @@
           <w:szCs w:val="21"/>
           <w:lang w:eastAsia="ko-KR"/>
         </w:rPr>
-        <w:t xml:space="preserve">과제 전체 구성과 뒷단(LLM 단계) 방향을 논의함.</w:t>
+        <w:t xml:space="preserve">과제 전체 구성과 LLM 단계 방향을 논의함.</w:t>
       </w:r>
     </w:p>
     <w:p>
@@ -243,7 +243,7 @@
           <w:szCs w:val="21"/>
           <w:lang w:eastAsia="ko-KR"/>
         </w:rPr>
-        <w:t xml:space="preserve">그동안 정리한 내용은 간략히 보여 주되, 앞부분(KG·질문 검색 단계)보다 뒷부분(LLM 단계)을 어떻게 만들 것인지를 중심으로 이야기하려 한다고 설명함.</w:t>
+        <w:t xml:space="preserve">그동안 정리한 내용은 간략히 보여 주되, 앞부분(KG·질문 검색 단계)보다 LLM 단계를 어떻게 만들 것인지를 중심으로 이야기하려 한다고 설명함.</w:t>
       </w:r>
     </w:p>
     <w:p>
@@ -295,7 +295,7 @@
           <w:szCs w:val="24"/>
           <w:lang w:eastAsia="ko-KR"/>
         </w:rPr>
-        <w:t xml:space="preserve">2. LLM 뒷단 구성안 (김장호 교수 제시)</w:t>
+        <w:t xml:space="preserve">2. LLM 단계 구성안 (김장호 교수 제시)</w:t>
       </w:r>
     </w:p>
     <w:p>

--- a/lab_meeting/회의록_2026.10.15_댐운영_LLM기획.docx
+++ b/lab_meeting/회의록_2026.10.15_댐운영_LLM기획.docx
@@ -226,24 +226,7 @@
           <w:szCs w:val="21"/>
           <w:lang w:eastAsia="ko-KR"/>
         </w:rPr>
-        <w:t xml:space="preserve">과제 전체 구성과 LLM 단계 방향을 논의함.</w:t>
-      </w:r>
-    </w:p>
-    <w:p>
-      <w:pPr>
-        <w:pStyle w:val="a0"/>
-        <w:spacing w:after="60"/>
-        <w:rPr>
-          <w:lang w:eastAsia="ko-KR"/>
-        </w:rPr>
-      </w:pPr>
-      <w:r>
-        <w:rPr>
-          <w:sz w:val="21"/>
-          <w:szCs w:val="21"/>
-          <w:lang w:eastAsia="ko-KR"/>
-        </w:rPr>
-        <w:t xml:space="preserve">그동안 정리한 내용은 간략히 보여 주되, 앞부분(KG·질문 검색 단계)보다 LLM 단계를 어떻게 만들 것인지를 중심으로 이야기하려 한다고 설명함.</w:t>
+        <w:t xml:space="preserve">기획 과제로서, 이후 과제(RFP)가 실현성 있게 구성되도록 전체 블록(KG·질문 검색 단계와 LLM 단계)의 구성을 논의함. 특히 LLM 단계를 어떻게 만들 것인지(학습 방식, 에이전트 구성 등)를 정리하여, 과제가 나왔을 때 이 큰 틀에서 몇 개 요소를 확정할 수 있도록 하는 것이 목적임.</w:t>
       </w:r>
     </w:p>
     <w:p>

--- a/lab_meeting/회의록_2026.10.15_댐운영_LLM기획.docx
+++ b/lab_meeting/회의록_2026.10.15_댐운영_LLM기획.docx
@@ -226,7 +226,7 @@
           <w:szCs w:val="21"/>
           <w:lang w:eastAsia="ko-KR"/>
         </w:rPr>
-        <w:t xml:space="preserve">기획 과제로서, 이후 과제(RFP)가 실현성 있게 구성되도록 전체 블록(KG·질문 검색 단계와 LLM 단계)의 구성을 논의함. 특히 LLM 단계를 어떻게 만들 것인지(학습 방식, 에이전트 구성 등)를 정리하여, 과제가 나왔을 때 이 큰 틀에서 몇 개 요소를 확정할 수 있도록 하는 것이 목적임.</w:t>
+        <w:t xml:space="preserve">기획 과제로서, 이후 과제(RFP)가 실현성 있게 구성되도록 전체 블록(KG·질문 검색 단계와 LLM 단계)의 구성을 논의함. 특히 LLM 단계를 어떻게 만들 것인지(학습 방식, 에이전트 구성 등)를 중심으로 이야기하여, 전체 구성을 사람들이 이해할 수 있게 정리하는 것이 목적임.</w:t>
       </w:r>
     </w:p>
     <w:p>

--- a/lab_meeting/회의록_2026.10.15_댐운영_LLM기획.docx
+++ b/lab_meeting/회의록_2026.10.15_댐운영_LLM기획.docx
@@ -226,7 +226,7 @@
           <w:szCs w:val="21"/>
           <w:lang w:eastAsia="ko-KR"/>
         </w:rPr>
-        <w:t xml:space="preserve">기획 과제로서, 이후 과제(RFP)가 실현성 있게 구성되도록 전체 블록(KG·질문 검색 단계와 LLM 단계)의 구성을 논의함. 특히 LLM 단계를 어떻게 만들 것인지(학습 방식, 에이전트 구성 등)를 중심으로 이야기하여, 전체 구성을 사람들이 이해할 수 있게 정리하는 것이 목적임.</w:t>
+        <w:t xml:space="preserve">기획 과제로서, RFP 과제가 실현성 있게 구성되도록 KG·질문 검색 단계와 LLM 단계를 포함한 전체 구성을 논의함. 특히 LLM 단계를 어떻게 만들 것인지를 중심으로 논의하여, 전체 구성을 명확히 정리하는 것이 목적임.</w:t>
       </w:r>
     </w:p>
     <w:p>
@@ -243,7 +243,7 @@
           <w:szCs w:val="21"/>
           <w:lang w:eastAsia="ko-KR"/>
         </w:rPr>
-        <w:t xml:space="preserve">본 과제는 기획 과제로서 과제 수주 여부, 납품 형태(서버 일체 납품 또는 소프트웨어 납품), GPU 사용 가능 여부 등이 정해지지 않았으므로, 특정 조건을 전제하지 않고 선택 가능한 옵션과 근거를 제시하는 방식으로 구성할 필요가 있음.</w:t>
+        <w:t xml:space="preserve">과제 수주 여부, 서버를 통째로 납품할지 소프트웨어만 납품할지 등 납품 형태, GPU 사용 가능 여부가 정해지지 않았으므로, 특정 조건을 전제하지 않고 선택 가능한 옵션과 그 근거를 제시하는 방식으로 구성할 필요가 있음.</w:t>
       </w:r>
     </w:p>
     <w:p>
@@ -278,7 +278,7 @@
           <w:szCs w:val="24"/>
           <w:lang w:eastAsia="ko-KR"/>
         </w:rPr>
-        <w:t xml:space="preserve">2. LLM 단계 구성안 (김장호 교수 제시)</w:t>
+        <w:t xml:space="preserve">2. 김장호 교수가 제시한 LLM 단계 구성안</w:t>
       </w:r>
     </w:p>
     <w:p>
@@ -358,7 +358,7 @@
           <w:szCs w:val="18"/>
           <w:lang w:eastAsia="ko-KR"/>
         </w:rPr>
-        <w:t xml:space="preserve">그림 1. 댐 운영 지원 sLLM 연구 방향 (김장호 교수 제시 자료 인용)</w:t>
+        <w:t xml:space="preserve">그림 1. 댐 운영 지원 sLLM 연구 방향, 김장호 교수 제시 자료에서 인용</w:t>
       </w:r>
     </w:p>
     <w:p>
@@ -375,7 +375,7 @@
           <w:szCs w:val="21"/>
           <w:lang w:eastAsia="ko-KR"/>
         </w:rPr>
-        <w:t xml:space="preserve">데이터가 많지 않으므로 데이터를 증강한 뒤 지도 미세조정(SFT)을 하고, RAG를 쓰든 에이전트를 쓰든 실무자가 선호하는 답변이 나와야 하므로 그 뒤에 DPO를 붙이는 구성을 제시함.</w:t>
+        <w:t xml:space="preserve">데이터가 많지 않으므로 데이터를 증강한 뒤 SFT를 하고, RAG를 쓰든 에이전트를 쓰든 실무자가 선호하는 답변이 나와야 하므로 그 뒤에 DPO를 붙이는 구성임.</w:t>
       </w:r>
     </w:p>
     <w:p>
@@ -392,7 +392,7 @@
           <w:szCs w:val="21"/>
           <w:lang w:eastAsia="ko-KR"/>
         </w:rPr>
-        <w:t xml:space="preserve">위쪽의 학습 단계는 LLM을 댐 도메인에 특화시키는 부분이고, RAG나 내부 정보 검색 등은 에이전트로 구성할 수 있다고 설명함.</w:t>
+        <w:t xml:space="preserve">위쪽의 학습 단계는 LLM을 댐 도메인에 특화시키는 부분이고, RAG나 내부 정보 검색 등은 에이전트로 구성할 수 있음.</w:t>
       </w:r>
     </w:p>
     <w:p>
@@ -428,7 +428,7 @@
           <w:szCs w:val="21"/>
           <w:lang w:eastAsia="ko-KR"/>
         </w:rPr>
-        <w:t xml:space="preserve">도메인 데이터가 많지 않으므로 데이터를 증강한 뒤 SFT를 수행하는 방안을 제시함. 같은 내용이라도 들어가는 단어나 순서를 달리하면 LLM 성능이 좋아지며, 이를 이용한 증강 기법이 최근 학회에 많이 발표되고 있다고 설명함.</w:t>
+        <w:t xml:space="preserve">도메인 데이터가 많지 않으므로 데이터를 증강한 뒤 SFT를 수행함. 같은 내용이라도 들어가는 단어나 순서를 달리하면 LLM 성능이 좋아지며, 이를 이용한 증강 기법이 최근 학회에 많이 발표되고 있음.</w:t>
       </w:r>
     </w:p>
     <w:p>
@@ -445,7 +445,7 @@
           <w:szCs w:val="21"/>
           <w:lang w:eastAsia="ko-KR"/>
         </w:rPr>
-        <w:t xml:space="preserve">SFT 이후 답변이 실무자가 선호하는 형태로 나오도록 DPO(Direct Preference Optimization)를 붙이는 방안을 제시함. 최신 LLM에도 인간 피드백을 활용한 정렬 단계가 뒤에 붙는다고 설명함.</w:t>
+        <w:t xml:space="preserve">SFT 이후 답변이 실무자가 선호하는 형태로 나오도록 DPO를 붙임. 최신 LLM에도 인간 피드백을 활용한 정렬 단계가 뒤에 붙음.</w:t>
       </w:r>
     </w:p>
     <w:p>
@@ -462,7 +462,7 @@
           <w:szCs w:val="21"/>
           <w:lang w:eastAsia="ko-KR"/>
         </w:rPr>
-        <w:t xml:space="preserve">기존 방식은 답변의 좋고 나쁨을 점수화하는 보상 모델을 먼저 학습한 뒤 모델을 다시 학습해야 하며, 이를 위해 전문가 참여가 필요해 비용이 큼. DPO는 같은 질문에 대한 좋은 답변과 나쁜 답변의 쌍만 있으면 학습할 수 있다고 설명함.</w:t>
+        <w:t xml:space="preserve">기존 방식은 답변의 좋고 나쁨을 점수화하는 보상 모델을 먼저 학습한 뒤 모델을 다시 학습해야 하며, 이를 위해 전문가 참여가 필요해 비용이 큼. DPO는 같은 질문에 대한 좋은 답변과 나쁜 답변의 쌍만 있으면 학습할 수 있음.</w:t>
       </w:r>
     </w:p>
     <w:p>
@@ -479,7 +479,7 @@
           <w:szCs w:val="21"/>
           <w:lang w:eastAsia="ko-KR"/>
         </w:rPr>
-        <w:t xml:space="preserve">같은 질문에 대해 LLM이 답변 두 개를 내면 실무자가 도움이 되는 쪽을 체크하는 것만으로 데이터를 모을 수 있어 수집이 쉬움. 500~2,000쌍은 1시간 이내에 만들 수 있고, 2,000개 정도로도 성능이 좋아졌다는 연구 보고가 있다고 설명함. 다만 댐 분야는 실제로 수집해야 함을 언급함.</w:t>
+        <w:t xml:space="preserve">같은 질문에 대해 LLM이 답변 두 개를 내면 실무자가 도움이 되는 쪽을 체크하는 것만으로 데이터를 모을 수 있어 수집이 쉬움. 500~2,000쌍은 1시간 이내에 만들 수 있고, 2,000개 정도로도 성능이 좋아졌다는 연구 보고가 있음. 다만 댐 분야는 실제로 수집해야 함.</w:t>
       </w:r>
     </w:p>
     <w:p>
@@ -496,7 +496,7 @@
           <w:szCs w:val="21"/>
           <w:lang w:eastAsia="ko-KR"/>
         </w:rPr>
-        <w:t xml:space="preserve">신주영 교수는 선호쌍 수집에 필요한 질문과 답변을 어떻게 만들어 사람에게 전달할 것인지가 가장 어렵다고 보았고, 김장호 교수는 필요한 질문을 모아 같은 질문에 여러 답변을 생성한 뒤 선호를 체크하는 방식으로 수집할 수 있다고 답함.</w:t>
+        <w:t xml:space="preserve">선호쌍 수집에 필요한 질문과 답변을 어떻게 만들어 전달할지가 가장 어려운 점임. 이에 대해 필요한 질문을 모아 같은 질문에 여러 답변을 생성한 뒤 선호를 체크하는 방식으로 수집할 수 있음.</w:t>
       </w:r>
     </w:p>
     <w:p>
@@ -515,7 +515,7 @@
           <w:szCs w:val="21"/>
           <w:lang w:eastAsia="ko-KR"/>
         </w:rPr>
-        <w:t xml:space="preserve">다. 에이전트(도구 호출) 구성</w:t>
+        <w:t xml:space="preserve">다. 에이전트 구성</w:t>
       </w:r>
     </w:p>
     <w:p>
@@ -576,7 +576,7 @@
           <w:szCs w:val="18"/>
           <w:lang w:eastAsia="ko-KR"/>
         </w:rPr>
-        <w:t xml:space="preserve">그림 2. 도구 호출(에이전트) 흐름 (김장호 교수 제시 자료 인용)</w:t>
+        <w:t xml:space="preserve">그림 2. 에이전트의 도구 호출 흐름, 김장호 교수 제시 자료에서 인용</w:t>
       </w:r>
     </w:p>
     <w:p>
@@ -593,7 +593,7 @@
           <w:szCs w:val="21"/>
           <w:lang w:eastAsia="ko-KR"/>
         </w:rPr>
-        <w:t xml:space="preserve">도구(함수)를 미리 정의해 두고, 질문에 따라 어떤 함수를 호출할지 LLM이 JSON으로 만들면 프로그램이 이를 해석해 함수를 실행하고, 그 결과를 다시 LLM에 넣어 답변을 내는 방식으로 동작함. 예로 춘천댐 유입량을 찾는 API와 그 명세를 JSON으로 정의하는 경우를 들었음.</w:t>
+        <w:t xml:space="preserve">함수를 미리 정의해 두고, 질문에 따라 어떤 함수를 호출할지 LLM이 JSON으로 만들면 프로그램이 이를 해석해 함수를 실행하고, 그 결과를 다시 LLM에 넣어 답변을 내는 방식으로 동작함. 예로 춘천댐 유입량을 찾는 API와 그 명세를 JSON으로 정의함.</w:t>
       </w:r>
     </w:p>
     <w:p>
@@ -627,7 +627,7 @@
           <w:szCs w:val="21"/>
           <w:lang w:eastAsia="ko-KR"/>
         </w:rPr>
-        <w:t xml:space="preserve">망이 폐쇄된 경우에는 지정한 폴더에 파일을 넣어 두면 그 안에서만 검색하고, 외부망이 열려 있으면 외부망 검색도 가능하다고 설명함.</w:t>
+        <w:t xml:space="preserve">망이 폐쇄된 경우에는 지정한 폴더에 파일을 넣어 두면 그 안에서만 검색하고, 외부망이 열려 있으면 외부망 검색도 가능함.</w:t>
       </w:r>
     </w:p>
     <w:p>
@@ -644,7 +644,7 @@
           <w:szCs w:val="21"/>
           <w:lang w:eastAsia="ko-KR"/>
         </w:rPr>
-        <w:t xml:space="preserve">신주영 교수 의견: 실제 시스템에서는 관측자료가 별도 시스템에 있어 KG·저장소로 가져오기 어려우므로 외부 프로그램을 호출하는 에이전트가 필요하며, RAG·KG는 질문과 관련된 근거를 엮어 현상에 대한 추론에 근거를 제공하는 역할을 맡음.</w:t>
+        <w:t xml:space="preserve">실제 시스템에서는 관측자료가 별도 시스템에 있어 KG나 저장소로 가져오기 어려우므로 외부 프로그램을 호출하는 에이전트가 필요함. RAG와 KG는 질문과 관련된 근거를 엮어 현상에 대한 추론의 근거를 제공하는 역할을 맡음.</w:t>
       </w:r>
     </w:p>
     <w:p>
@@ -662,7 +662,7 @@
           <w:szCs w:val="18"/>
           <w:lang w:eastAsia="ko-KR"/>
         </w:rPr>
-        <w:t xml:space="preserve">표 1. 도구 정의 예 (김장호 교수 제시 자료 인용)</w:t>
+        <w:t xml:space="preserve">표 1. 에이전트의 도구 정의 예, 김장호 교수 제시 자료에서 인용</w:t>
       </w:r>
     </w:p>
     <w:tbl>
@@ -1286,7 +1286,7 @@
           <w:szCs w:val="21"/>
           <w:lang w:eastAsia="ko-KR"/>
         </w:rPr>
-        <w:t xml:space="preserve">신주영 교수 의견: 전체 구성의 틀에는 동의하나, 선호 데이터(DPO)는 수집 방안이 있는 반면 그 앞 단계인 도메인 학습(SFT)에 쓸 자료가 확보될지가 우려됨. RAG 구축에도 현재 자료가 없고 범용적으로 쓸 수 있는 도메인 데이터가 없는 상태임.</w:t>
+        <w:t xml:space="preserve">전체 구성의 틀에는 동의하나, DPO용 선호 데이터는 수집 방안이 있는 반면 그 앞 단계인 SFT에 쓸 도메인 자료가 확보될지가 우려됨. RAG 구축에도 현재 자료가 없고 범용으로 쓸 수 있는 도메인 데이터가 없는 상태임.</w:t>
       </w:r>
     </w:p>
     <w:p>
@@ -1320,7 +1320,7 @@
           <w:szCs w:val="21"/>
           <w:lang w:eastAsia="ko-KR"/>
         </w:rPr>
-        <w:t xml:space="preserve">내부 시스템에는 댐별로 장비와 수치 태그가 약 2만~5만 개 있고 댐이 약 18개여서 분 단위로 약 40만 개 자료가 갱신된다고 설명함. 다만 태그가 삼성·LG 등 제조사마다 다른 규칙으로 부여되어 있어 어느 장비의 어떤 데이터인지 아는 경우가 적고 실무자도 잘 모르므로, 자료는 많아도 활용 가능한 것은 제한적임.</w:t>
+        <w:t xml:space="preserve">내부 시스템에는 댐별로 장비와 수치 태그가 약 2만~5만 개 있고 댐이 약 18개여서, 분 단위로 약 40만 개 자료가 갱신됨. 다만 태그가 삼성·LG 등 제조사마다 다른 규칙으로 부여되어 있어 어느 장비의 어떤 데이터인지 아는 경우가 적고 실무자도 잘 모르므로, 자료는 많아도 활용 가능한 것은 제한적임.</w:t>
       </w:r>
     </w:p>
     <w:p>
@@ -1337,7 +1337,7 @@
           <w:szCs w:val="21"/>
           <w:lang w:eastAsia="ko-KR"/>
         </w:rPr>
-        <w:t xml:space="preserve">이에 따라 필요한 자료만 추출하여 사용하는 방향으로 검토하며, 기존 자료를 모두 받을 수 있다면 방류가 연 10~20회이므로 천 건~5천 건 정도의 사례가 나올 수 있고 발전 방류는 매일 발생한다고 설명함. 자료를 최대한 많이 만들기 위해 증강 기술을 넣는 것도 괜찮다는 의견이 있었음. 질문은 방류 외의 내용이 훨씬 많을 것으로 예상되므로, 이를 연결하는 방안은 RAG 등에서 추후 천천히 검토함.</w:t>
+        <w:t xml:space="preserve">이에 따라 필요한 자료만 추출하여 사용하는 방향으로 검토함. 기존 자료를 모두 받을 수 있다면 방류가 연 10~20회이므로 천 건~5천 건 정도의 사례가 나올 수 있고, 발전 방류는 매일 발생함. 자료를 최대한 많이 만들기 위해 증강 기술을 넣는 것도 괜찮음. 질문은 방류 외의 내용이 훨씬 많을 것으로 예상되므로, 이를 연결하는 방안은 RAG 등에서 추후 천천히 검토함.</w:t>
       </w:r>
     </w:p>
     <w:p>
@@ -1354,7 +1354,7 @@
           <w:szCs w:val="21"/>
           <w:lang w:eastAsia="ko-KR"/>
         </w:rPr>
-        <w:t xml:space="preserve">외부망이 차단된 환경을 전제로 하며, 법령·규정은 공개되어 있으므로 내부 저장소에 넣어 검색하되 법령이 개정되면 다시 반영하는 유지보수 체계가 필요함.</w:t>
+        <w:t xml:space="preserve">외부망이 차단된 환경을 전제로 하며, 법령과 규정은 공개되어 있으므로 내부 저장소에 넣어 검색하되 법령이 개정되면 다시 반영하는 유지보수 체계가 필요함.</w:t>
       </w:r>
     </w:p>
     <w:p>
@@ -1389,7 +1389,7 @@
           <w:szCs w:val="21"/>
           <w:lang w:eastAsia="ko-KR"/>
         </w:rPr>
-        <w:t xml:space="preserve">사용자가 LLM의 추론을 실제 발생한 사실로 오인할 가능성이 있으므로, RAG에서 가져온 근거(수치·기록)를 먼저 제시하고 그 아래에 LLM의 추론을 구분하여 표기할 필요가 있음.</w:t>
+        <w:t xml:space="preserve">사용자가 LLM의 추론을 실제 발생한 사실로 오인할 가능성이 있으므로, RAG에서 가져온 근거인 수치와 기록을 먼저 제시하고 그 아래에 LLM의 추론을 구분하여 표기할 필요가 있음.</w:t>
       </w:r>
     </w:p>
     <w:p>
@@ -1406,7 +1406,7 @@
           <w:szCs w:val="21"/>
           <w:lang w:eastAsia="ko-KR"/>
         </w:rPr>
-        <w:t xml:space="preserve">다만 LLM이 검색을 수행했는지 여부나 신뢰도를 LLM 스스로 보고하는 경우에는 오류가 있을 수 있으므로, 검색 수행 여부는 LLM이 아닌 코드가 플래그(1/0)로 기록하여 함께 제시하는 방안이 제시됨.</w:t>
+        <w:t xml:space="preserve">다만 LLM이 검색을 수행했는지 여부나 신뢰도를 LLM 스스로 보고하는 경우에는 오류가 있을 수 있으므로, 검색 수행 여부는 LLM이 아니라 코드가 1 또는 0으로 표시하는 플래그로 기록하여 답변과 함께 제시하는 방안이 있음.</w:t>
       </w:r>
     </w:p>
     <w:p>
@@ -1441,7 +1441,7 @@
           <w:szCs w:val="24"/>
           <w:lang w:eastAsia="ko-KR"/>
         </w:rPr>
-        <w:t xml:space="preserve">5. 데이터(DB) 구축 및 레이블링 방안</w:t>
+        <w:t xml:space="preserve">5. 데이터 구축 및 레이블링 방안</w:t>
       </w:r>
     </w:p>
     <w:p>
@@ -1458,7 +1458,7 @@
           <w:szCs w:val="21"/>
           <w:lang w:eastAsia="ko-KR"/>
         </w:rPr>
-        <w:t xml:space="preserve">LLM 특화 학습과 RAG의 성능 확인 모두 데이터가 필요하므로, 데이터를 어떻게 정의·수집·레이블링할지에 대한 설계를 과제 계획에 포함해야 함. 입력과 출력의 쌍이 있어야 하며, 출력은 숫자만 맞추는 형태부터 전체 서술까지 설계에 따라 구성할 수 있음.</w:t>
+        <w:t xml:space="preserve">LLM 특화 학습과 RAG의 성능 확인 모두 데이터가 필요하므로, 데이터를 어떻게 정의하고 수집하고 레이블링할지에 대한 설계를 과제 계획에 포함해야 함. 입력과 출력의 쌍이 있어야 하며, 출력은 숫자만 맞추는 형태부터 전체 서술까지 설계에 따라 구성할 수 있음.</w:t>
       </w:r>
     </w:p>
     <w:p>
@@ -1475,7 +1475,7 @@
           <w:szCs w:val="21"/>
           <w:lang w:eastAsia="ko-KR"/>
         </w:rPr>
-        <w:t xml:space="preserve">11월 26일 현장 방문에서 관제시스템을 확인한 후, 수행 가능한 업무(태스크) 후보를 LLM을 이용하여 60~100개 정도 작성하고 실무자에게 필요·불필요 여부를 체크받는 방식으로 진행함. 실현 가능성이 낮아 보이는 항목도 제외하지 않고 모두 포함함.</w:t>
+        <w:t xml:space="preserve">11월 26일 현장 방문에서 관제시스템을 확인한 후, 수행 가능한 태스크 후보를 LLM으로 60~100개 정도 작성하고 실무자에게 필요한 것과 불필요한 것을 체크받는 방식으로 진행함. 실현 가능성이 낮아 보이는 항목도 제외하지 않고 모두 포함함.</w:t>
       </w:r>
     </w:p>
     <w:p>
@@ -1509,7 +1509,7 @@
           <w:szCs w:val="21"/>
           <w:lang w:eastAsia="ko-KR"/>
         </w:rPr>
-        <w:t xml:space="preserve">태스크가 정해지면 시스템에서 나올 수 있는 입력과 자료가 정해지므로 이를 기준으로 태스크별 입력·답변을 맞추어 작성하며, 답변 작성을 전담하는 팀 구성도 검토함.</w:t>
+        <w:t xml:space="preserve">태스크가 정해지면 시스템에서 나올 수 있는 입력과 자료가 정해지므로 이를 기준으로 태스크별 입력과 답변을 맞추어 작성하며, 답변 작성을 전담하는 팀 구성도 검토함.</w:t>
       </w:r>
     </w:p>
     <w:p>
@@ -1526,7 +1526,7 @@
           <w:szCs w:val="21"/>
           <w:lang w:eastAsia="ko-KR"/>
         </w:rPr>
-        <w:t xml:space="preserve">DB 구축에는 전문 업체의 참여가 필요할 수 있으며, 업체 참여 또는 학교 수행 여부는 추후 검토함. 데이터 정제의 중요성이 크므로 수집·레이블링 방법을 설계에 반영함.</w:t>
+        <w:t xml:space="preserve">DB 구축에는 전문 업체의 참여가 필요할 수 있으며, 업체 참여 또는 학교 수행 여부는 추후 검토함. 데이터 정제의 중요성이 크므로 수집과 레이블링 방법을 설계에 반영함.</w:t>
       </w:r>
     </w:p>
     <w:p>
@@ -1544,7 +1544,7 @@
           <w:szCs w:val="24"/>
           <w:lang w:eastAsia="ko-KR"/>
         </w:rPr>
-        <w:t xml:space="preserve">6. 단계별 로드맵 방향</w:t>
+        <w:t xml:space="preserve">6. 월드 모델 검토</w:t>
       </w:r>
     </w:p>
     <w:p>
@@ -1561,7 +1561,7 @@
           <w:szCs w:val="21"/>
           <w:lang w:eastAsia="ko-KR"/>
         </w:rPr>
-        <w:t xml:space="preserve">모델 학습만을 목표로 하지 않고 사용하면서 데이터를 축적하고 성능을 개선하는 “특화 가능한 지속 가능 LLM”을 기본 방향으로 설정함.</w:t>
+        <w:t xml:space="preserve">월드 모델은 현재 상태와 행동으로 다음 상태를 예측하는 모델임. 댐에서는 수위·유입량 등의 상태와 방류 등의 행동으로 홍수 발생 여부를 예측하는 방향을 뜻함. 로봇 분야에서 연구가 활발하며, 상태 예측과 함께 행동까지 제시하는 모델도 연구 중임.</w:t>
       </w:r>
     </w:p>
     <w:p>
@@ -1578,7 +1578,76 @@
           <w:szCs w:val="21"/>
           <w:lang w:eastAsia="ko-KR"/>
         </w:rPr>
-        <w:t xml:space="preserve">초기에는 RAG·검색과 에이전트를 적용하고, 데이터 수집 모듈과 사용자 피드백(좋음/나쁨) 수집 기능을 처음부터 포함함. DPO는 초기 학습 단계에 포함하기보다 사용 중 수집한 선호 데이터를 3~6개월 주기로 재학습에 활용하는 환류 방식으로 적용함.</w:t>
+        <w:t xml:space="preserve">다만 학습에 충분한 데이터가 필요하고 현재는 이를 확보하지 못했으므로 초기 단계에서는 적용하기 어려우며, 시스템 운영 중 축적한 데이터로 후기 단계에서 추진하는 방향으로 정리함.</w:t>
+      </w:r>
+    </w:p>
+    <w:p>
+      <w:pPr>
+        <w:pStyle w:val="a0"/>
+        <w:spacing w:after="60"/>
+        <w:rPr>
+          <w:lang w:eastAsia="ko-KR"/>
+        </w:rPr>
+      </w:pPr>
+      <w:r>
+        <w:rPr>
+          <w:sz w:val="21"/>
+          <w:szCs w:val="21"/>
+          <w:lang w:eastAsia="ko-KR"/>
+        </w:rPr>
+        <w:t xml:space="preserve">댐은 고려 요소가 물리 현상에 비해 제한적이고 제약조건을 많이 반영할수록 정확도가 향상될 수 있어, 특정 태스크가 명확해지면 이에 특화한 월드 모델을 검토할 수 있음. 이는 약 4년 후에 고민할 사항임.</w:t>
+      </w:r>
+    </w:p>
+    <w:p>
+      <w:pPr>
+        <w:keepNext/>
+        <w:spacing w:before="280" w:after="100"/>
+        <w:rPr>
+          <w:lang w:eastAsia="ko-KR"/>
+        </w:rPr>
+      </w:pPr>
+      <w:r>
+        <w:rPr>
+          <w:b/>
+          <w:sz w:val="24"/>
+          <w:szCs w:val="24"/>
+          <w:lang w:eastAsia="ko-KR"/>
+        </w:rPr>
+        <w:t xml:space="preserve">7. 단계별 로드맵 방향</w:t>
+      </w:r>
+    </w:p>
+    <w:p>
+      <w:pPr>
+        <w:pStyle w:val="a0"/>
+        <w:spacing w:after="60"/>
+        <w:rPr>
+          <w:lang w:eastAsia="ko-KR"/>
+        </w:rPr>
+      </w:pPr>
+      <w:r>
+        <w:rPr>
+          <w:sz w:val="21"/>
+          <w:szCs w:val="21"/>
+          <w:lang w:eastAsia="ko-KR"/>
+        </w:rPr>
+        <w:t xml:space="preserve">모델 학습만을 목표로 하지 않고 사용하면서 데이터를 축적하고 성능을 개선하는 지속 가능한 LLM을 기본 방향으로 함. 이는 태스크에 계속 특화할 수 있는 LLM을 뜻함.</w:t>
+      </w:r>
+    </w:p>
+    <w:p>
+      <w:pPr>
+        <w:pStyle w:val="a0"/>
+        <w:spacing w:after="60"/>
+        <w:rPr>
+          <w:lang w:eastAsia="ko-KR"/>
+        </w:rPr>
+      </w:pPr>
+      <w:r>
+        <w:rPr>
+          <w:sz w:val="21"/>
+          <w:szCs w:val="21"/>
+          <w:lang w:eastAsia="ko-KR"/>
+        </w:rPr>
+        <w:t xml:space="preserve">초기에는 RAG·검색과 에이전트를 적용하고, 데이터 수집 모듈과 사용자 피드백 수집 기능을 처음부터 포함함. 사용자 피드백은 엄지를 위아래로 누르는 방식임. DPO는 초기 학습 단계에 포함하기보다 사용 중 수집한 선호 데이터를 3~6개월 주기로 재학습에 활용하는 환류 방식으로 적용함.</w:t>
       </w:r>
     </w:p>
     <w:p>
@@ -1764,7 +1833,7 @@
                 <w:szCs w:val="19"/>
                 <w:lang w:eastAsia="ko-KR"/>
               </w:rPr>
-              <w:t xml:space="preserve">RAG·검색, 에이전트(도구 호출), 기본 LLM 적용</w:t>
+              <w:t xml:space="preserve">RAG·검색, 에이전트, 기본 LLM 적용</w:t>
             </w:r>
           </w:p>
           <w:p>
@@ -2026,7 +2095,7 @@
           <w:szCs w:val="21"/>
           <w:lang w:eastAsia="ko-KR"/>
         </w:rPr>
-        <w:t xml:space="preserve">로드맵은 개별 기술명보다 기능 블록(근거 보존 데이터 증강, 도메인 학습 SFT, 전문가 선호 등) 단위로 기술하고, 각 블록을 단계별로 업데이트하거나 기능을 추가하는 방식으로 구성함. 세부 기술은 선택 근거에 대한 사전 기획 과제를 통해 확정함.</w:t>
+        <w:t xml:space="preserve">로드맵은 기술 이름보다 기능 블록 단위로 기술함. 근거 보존 데이터 증강, 도메인 학습 SFT, 전문가 선호 등을 기능 블록으로 보고, 각 블록을 단계별로 업데이트하거나 기능을 추가하는 방식으로 구성함. 세부 기술은 선택 근거에 대한 사전 기획 과제를 통해 확정함.</w:t>
       </w:r>
     </w:p>
     <w:p>
@@ -2044,7 +2113,7 @@
           <w:szCs w:val="24"/>
           <w:lang w:eastAsia="ko-KR"/>
         </w:rPr>
-        <w:t xml:space="preserve">7. 월드 모델 검토</w:t>
+        <w:t xml:space="preserve">8. 향후 일정</w:t>
       </w:r>
     </w:p>
     <w:p>
@@ -2061,7 +2130,7 @@
           <w:szCs w:val="21"/>
           <w:lang w:eastAsia="ko-KR"/>
         </w:rPr>
-        <w:t xml:space="preserve">김장호 교수 설명: 월드 모델은 현재 상태와 행동으로 다음 상태를 예측하는 모델로, 댐에서는 상태(수위·유입량 등)와 행동(방류 등)을 기반으로 홍수 발생 여부를 예측하는 방향을 의미함. 로봇 분야에서 연구가 활발하며, 상태 예측과 함께 행동까지 제시하는 모델도 연구 중임.</w:t>
+        <w:t xml:space="preserve">11월 26일 현장 방문에서 관제시스템을 확인한 뒤, 문경민 석사과정이 LLM으로 태스크 후보 60~100개를 작성하여 실무자에게 체크를 요청함.</w:t>
       </w:r>
     </w:p>
     <w:p>
@@ -2078,7 +2147,7 @@
           <w:szCs w:val="21"/>
           <w:lang w:eastAsia="ko-KR"/>
         </w:rPr>
-        <w:t xml:space="preserve">다만 학습에 충분한 데이터가 필요하고 현재는 이를 확보하지 못했으므로 초기 단계에서는 적용하기 어렵다는 의견이 있었으며, 시스템 운영 중 축적한 데이터로 후기 단계에서 추진하는 방향으로 정리함.</w:t>
+        <w:t xml:space="preserve">10월분 월간 보고서는 11월 초까지 취합 담당자에게 제출함. 월간 보고서는 보통 30~40쪽 분량이었음.</w:t>
       </w:r>
     </w:p>
     <w:p>
@@ -2095,961 +2164,7 @@
           <w:szCs w:val="21"/>
           <w:lang w:eastAsia="ko-KR"/>
         </w:rPr>
-        <w:t xml:space="preserve">댐은 고려 요소가 물리 현상에 비해 제한적이고 제약조건을 많이 반영할수록 정확도가 향상될 수 있어, 특정 태스크가 명확해지면 이에 특화한 월드 모델을 검토할 수 있으며, 이는 약 4년 후에 고민할 사항으로 정리함.</w:t>
-      </w:r>
-    </w:p>
-    <w:p>
-      <w:pPr>
-        <w:keepNext/>
-        <w:spacing w:before="280" w:after="100"/>
-        <w:rPr>
-          <w:lang w:eastAsia="ko-KR"/>
-        </w:rPr>
-      </w:pPr>
-      <w:r>
-        <w:rPr>
-          <w:b/>
-          <w:sz w:val="24"/>
-          <w:szCs w:val="24"/>
-          <w:lang w:eastAsia="ko-KR"/>
-        </w:rPr>
-        <w:t xml:space="preserve">8. 향후 일정 및 역할</w:t>
-      </w:r>
-    </w:p>
-    <w:tbl>
-      <w:tblPr>
-        <w:tblW w:w="9972" w:type="dxa"/>
-        <w:jc w:val="center"/>
-        <w:tblBorders>
-          <w:top w:val="single" w:sz="5" w:space="0" w:color="A6A6A6"/>
-          <w:left w:val="single" w:sz="5" w:space="0" w:color="A6A6A6"/>
-          <w:bottom w:val="single" w:sz="5" w:space="0" w:color="A6A6A6"/>
-          <w:right w:val="single" w:sz="5" w:space="0" w:color="A6A6A6"/>
-          <w:insideH w:val="single" w:sz="5" w:space="0" w:color="A6A6A6"/>
-          <w:insideV w:val="single" w:sz="5" w:space="0" w:color="A6A6A6"/>
-        </w:tblBorders>
-        <w:tblLayout w:type="fixed"/>
-        <w:tblLook w:val="04A0" w:firstRow="1" w:lastRow="0" w:firstColumn="1" w:lastColumn="0" w:noHBand="0" w:noVBand="1"/>
-      </w:tblPr>
-      <w:tblGrid>
-        <w:gridCol w:w="1700"/>
-        <w:gridCol w:w="4372"/>
-        <w:gridCol w:w="2100"/>
-        <w:gridCol w:w="1800"/>
-      </w:tblGrid>
-      <w:tr>
-        <w:trPr>
-          <w:cantSplit/>
-          <w:tblHeader/>
-          <w:jc w:val="center"/>
-        </w:trPr>
-        <w:tc>
-          <w:tcPr>
-            <w:tcW w:w="1700" w:type="dxa"/>
-            <w:shd w:val="clear" w:color="auto" w:fill="D9EAF7"/>
-            <w:tcMar>
-              <w:top w:w="80" w:type="dxa"/>
-              <w:left w:w="110" w:type="dxa"/>
-              <w:bottom w:w="80" w:type="dxa"/>
-              <w:right w:w="110" w:type="dxa"/>
-            </w:tcMar>
-            <w:vAlign w:val="center"/>
-          </w:tcPr>
-          <w:p>
-            <w:pPr>
-              <w:spacing w:after="20" w:line="252" w:lineRule="auto"/>
-              <w:jc w:val="center"/>
-            </w:pPr>
-            <w:r>
-              <w:rPr>
-                <w:b/>
-                <w:sz w:val="18"/>
-                <w:szCs w:val="18"/>
-                <w:lang w:eastAsia="ko-KR"/>
-              </w:rPr>
-              <w:t xml:space="preserve">구분</w:t>
-            </w:r>
-          </w:p>
-        </w:tc>
-        <w:tc>
-          <w:tcPr>
-            <w:tcW w:w="4372" w:type="dxa"/>
-            <w:shd w:val="clear" w:color="auto" w:fill="D9EAF7"/>
-            <w:tcMar>
-              <w:top w:w="80" w:type="dxa"/>
-              <w:left w:w="110" w:type="dxa"/>
-              <w:bottom w:w="80" w:type="dxa"/>
-              <w:right w:w="110" w:type="dxa"/>
-            </w:tcMar>
-            <w:vAlign w:val="center"/>
-          </w:tcPr>
-          <w:p>
-            <w:pPr>
-              <w:spacing w:after="20" w:line="252" w:lineRule="auto"/>
-              <w:jc w:val="center"/>
-            </w:pPr>
-            <w:r>
-              <w:rPr>
-                <w:b/>
-                <w:sz w:val="18"/>
-                <w:szCs w:val="18"/>
-                <w:lang w:eastAsia="ko-KR"/>
-              </w:rPr>
-              <w:t xml:space="preserve">내용</w:t>
-            </w:r>
-          </w:p>
-        </w:tc>
-        <w:tc>
-          <w:tcPr>
-            <w:tcW w:w="2100" w:type="dxa"/>
-            <w:shd w:val="clear" w:color="auto" w:fill="D9EAF7"/>
-            <w:tcMar>
-              <w:top w:w="80" w:type="dxa"/>
-              <w:left w:w="110" w:type="dxa"/>
-              <w:bottom w:w="80" w:type="dxa"/>
-              <w:right w:w="110" w:type="dxa"/>
-            </w:tcMar>
-            <w:vAlign w:val="center"/>
-          </w:tcPr>
-          <w:p>
-            <w:pPr>
-              <w:spacing w:after="20" w:line="252" w:lineRule="auto"/>
-              <w:jc w:val="center"/>
-            </w:pPr>
-            <w:r>
-              <w:rPr>
-                <w:b/>
-                <w:sz w:val="18"/>
-                <w:szCs w:val="18"/>
-                <w:lang w:eastAsia="ko-KR"/>
-              </w:rPr>
-              <w:t xml:space="preserve">담당</w:t>
-            </w:r>
-          </w:p>
-        </w:tc>
-        <w:tc>
-          <w:tcPr>
-            <w:tcW w:w="1800" w:type="dxa"/>
-            <w:shd w:val="clear" w:color="auto" w:fill="D9EAF7"/>
-            <w:tcMar>
-              <w:top w:w="80" w:type="dxa"/>
-              <w:left w:w="110" w:type="dxa"/>
-              <w:bottom w:w="80" w:type="dxa"/>
-              <w:right w:w="110" w:type="dxa"/>
-            </w:tcMar>
-            <w:vAlign w:val="center"/>
-          </w:tcPr>
-          <w:p>
-            <w:pPr>
-              <w:spacing w:after="20" w:line="252" w:lineRule="auto"/>
-              <w:jc w:val="center"/>
-            </w:pPr>
-            <w:r>
-              <w:rPr>
-                <w:b/>
-                <w:sz w:val="18"/>
-                <w:szCs w:val="18"/>
-                <w:lang w:eastAsia="ko-KR"/>
-              </w:rPr>
-              <w:t xml:space="preserve">기한</w:t>
-            </w:r>
-          </w:p>
-        </w:tc>
-      </w:tr>
-      <w:tr>
-        <w:trPr>
-          <w:cantSplit/>
-          <w:jc w:val="center"/>
-        </w:trPr>
-        <w:tc>
-          <w:tcPr>
-            <w:tcW w:w="1700" w:type="dxa"/>
-            <w:shd w:val="clear" w:color="auto" w:fill="EEF5FA"/>
-            <w:tcMar>
-              <w:top w:w="80" w:type="dxa"/>
-              <w:left w:w="110" w:type="dxa"/>
-              <w:bottom w:w="80" w:type="dxa"/>
-              <w:right w:w="110" w:type="dxa"/>
-            </w:tcMar>
-            <w:vAlign w:val="center"/>
-          </w:tcPr>
-          <w:p>
-            <w:pPr>
-              <w:spacing w:after="20" w:line="252" w:lineRule="auto"/>
-              <w:jc w:val="center"/>
-            </w:pPr>
-            <w:r>
-              <w:rPr>
-                <w:b/>
-                <w:color w:val="1F4E79"/>
-                <w:sz w:val="18"/>
-                <w:szCs w:val="18"/>
-                <w:lang w:eastAsia="ko-KR"/>
-              </w:rPr>
-              <w:t xml:space="preserve">태스크 후보 작성</w:t>
-            </w:r>
-          </w:p>
-        </w:tc>
-        <w:tc>
-          <w:tcPr>
-            <w:tcW w:w="4372" w:type="dxa"/>
-            <w:tcMar>
-              <w:top w:w="80" w:type="dxa"/>
-              <w:left w:w="110" w:type="dxa"/>
-              <w:bottom w:w="80" w:type="dxa"/>
-              <w:right w:w="110" w:type="dxa"/>
-            </w:tcMar>
-            <w:vAlign w:val="center"/>
-          </w:tcPr>
-          <w:p>
-            <w:pPr>
-              <w:spacing w:after="20" w:line="252" w:lineRule="auto"/>
-            </w:pPr>
-            <w:r>
-              <w:rPr>
-                <w:sz w:val="18"/>
-                <w:szCs w:val="18"/>
-                <w:lang w:eastAsia="ko-KR"/>
-              </w:rPr>
-              <w:t xml:space="preserve">현장(관제시스템) 확인 후 LLM으로 태스크 후보 60~100개 작성, 실무자 체크 요청</w:t>
-            </w:r>
-          </w:p>
-        </w:tc>
-        <w:tc>
-          <w:tcPr>
-            <w:tcW w:w="2100" w:type="dxa"/>
-            <w:tcMar>
-              <w:top w:w="80" w:type="dxa"/>
-              <w:left w:w="110" w:type="dxa"/>
-              <w:bottom w:w="80" w:type="dxa"/>
-              <w:right w:w="110" w:type="dxa"/>
-            </w:tcMar>
-            <w:vAlign w:val="center"/>
-          </w:tcPr>
-          <w:p>
-            <w:pPr>
-              <w:spacing w:after="20" w:line="252" w:lineRule="auto"/>
-            </w:pPr>
-            <w:r>
-              <w:rPr>
-                <w:sz w:val="18"/>
-                <w:szCs w:val="18"/>
-                <w:lang w:eastAsia="ko-KR"/>
-              </w:rPr>
-              <w:t xml:space="preserve">문경민</w:t>
-            </w:r>
-          </w:p>
-        </w:tc>
-        <w:tc>
-          <w:tcPr>
-            <w:tcW w:w="1800" w:type="dxa"/>
-            <w:tcMar>
-              <w:top w:w="80" w:type="dxa"/>
-              <w:left w:w="110" w:type="dxa"/>
-              <w:bottom w:w="80" w:type="dxa"/>
-              <w:right w:w="110" w:type="dxa"/>
-            </w:tcMar>
-            <w:vAlign w:val="center"/>
-          </w:tcPr>
-          <w:p>
-            <w:pPr>
-              <w:spacing w:after="20" w:line="252" w:lineRule="auto"/>
-            </w:pPr>
-            <w:r>
-              <w:rPr>
-                <w:sz w:val="18"/>
-                <w:szCs w:val="18"/>
-                <w:lang w:eastAsia="ko-KR"/>
-              </w:rPr>
-              <w:t xml:space="preserve">11.26 현장 방문 이후</w:t>
-            </w:r>
-          </w:p>
-        </w:tc>
-      </w:tr>
-      <w:tr>
-        <w:trPr>
-          <w:cantSplit/>
-          <w:jc w:val="center"/>
-        </w:trPr>
-        <w:tc>
-          <w:tcPr>
-            <w:tcW w:w="1700" w:type="dxa"/>
-            <w:shd w:val="clear" w:color="auto" w:fill="EEF5FA"/>
-            <w:tcMar>
-              <w:top w:w="80" w:type="dxa"/>
-              <w:left w:w="110" w:type="dxa"/>
-              <w:bottom w:w="80" w:type="dxa"/>
-              <w:right w:w="110" w:type="dxa"/>
-            </w:tcMar>
-            <w:vAlign w:val="center"/>
-          </w:tcPr>
-          <w:p>
-            <w:pPr>
-              <w:spacing w:after="20" w:line="252" w:lineRule="auto"/>
-              <w:jc w:val="center"/>
-            </w:pPr>
-            <w:r>
-              <w:rPr>
-                <w:b/>
-                <w:color w:val="1F4E79"/>
-                <w:sz w:val="18"/>
-                <w:szCs w:val="18"/>
-                <w:lang w:eastAsia="ko-KR"/>
-              </w:rPr>
-              <w:t xml:space="preserve">월간 보고</w:t>
-            </w:r>
-          </w:p>
-        </w:tc>
-        <w:tc>
-          <w:tcPr>
-            <w:tcW w:w="4372" w:type="dxa"/>
-            <w:tcMar>
-              <w:top w:w="80" w:type="dxa"/>
-              <w:left w:w="110" w:type="dxa"/>
-              <w:bottom w:w="80" w:type="dxa"/>
-              <w:right w:w="110" w:type="dxa"/>
-            </w:tcMar>
-            <w:vAlign w:val="center"/>
-          </w:tcPr>
-          <w:p>
-            <w:pPr>
-              <w:spacing w:after="20" w:line="252" w:lineRule="auto"/>
-            </w:pPr>
-            <w:r>
-              <w:rPr>
-                <w:sz w:val="18"/>
-                <w:szCs w:val="18"/>
-                <w:lang w:eastAsia="ko-KR"/>
-              </w:rPr>
-              <w:t xml:space="preserve">10월분 보고서 작성 및 제출(월 30~40쪽 분량)</w:t>
-            </w:r>
-          </w:p>
-        </w:tc>
-        <w:tc>
-          <w:tcPr>
-            <w:tcW w:w="2100" w:type="dxa"/>
-            <w:tcMar>
-              <w:top w:w="80" w:type="dxa"/>
-              <w:left w:w="110" w:type="dxa"/>
-              <w:bottom w:w="80" w:type="dxa"/>
-              <w:right w:w="110" w:type="dxa"/>
-            </w:tcMar>
-            <w:vAlign w:val="center"/>
-          </w:tcPr>
-          <w:p>
-            <w:pPr>
-              <w:spacing w:after="20" w:line="252" w:lineRule="auto"/>
-            </w:pPr>
-            <w:r>
-              <w:rPr>
-                <w:sz w:val="18"/>
-                <w:szCs w:val="18"/>
-                <w:lang w:eastAsia="ko-KR"/>
-              </w:rPr>
-              <w:t xml:space="preserve">김장호 교수, 신주영 교수 연구실 → [취합 담당자]</w:t>
-            </w:r>
-          </w:p>
-        </w:tc>
-        <w:tc>
-          <w:tcPr>
-            <w:tcW w:w="1800" w:type="dxa"/>
-            <w:tcMar>
-              <w:top w:w="80" w:type="dxa"/>
-              <w:left w:w="110" w:type="dxa"/>
-              <w:bottom w:w="80" w:type="dxa"/>
-              <w:right w:w="110" w:type="dxa"/>
-            </w:tcMar>
-            <w:vAlign w:val="center"/>
-          </w:tcPr>
-          <w:p>
-            <w:pPr>
-              <w:spacing w:after="20" w:line="252" w:lineRule="auto"/>
-            </w:pPr>
-            <w:r>
-              <w:rPr>
-                <w:sz w:val="18"/>
-                <w:szCs w:val="18"/>
-                <w:lang w:eastAsia="ko-KR"/>
-              </w:rPr>
-              <w:t xml:space="preserve">11월 초</w:t>
-            </w:r>
-          </w:p>
-        </w:tc>
-      </w:tr>
-      <w:tr>
-        <w:trPr>
-          <w:cantSplit/>
-          <w:jc w:val="center"/>
-        </w:trPr>
-        <w:tc>
-          <w:tcPr>
-            <w:tcW w:w="1700" w:type="dxa"/>
-            <w:shd w:val="clear" w:color="auto" w:fill="EEF5FA"/>
-            <w:tcMar>
-              <w:top w:w="80" w:type="dxa"/>
-              <w:left w:w="110" w:type="dxa"/>
-              <w:bottom w:w="80" w:type="dxa"/>
-              <w:right w:w="110" w:type="dxa"/>
-            </w:tcMar>
-            <w:vAlign w:val="center"/>
-          </w:tcPr>
-          <w:p>
-            <w:pPr>
-              <w:spacing w:after="20" w:line="252" w:lineRule="auto"/>
-              <w:jc w:val="center"/>
-            </w:pPr>
-            <w:r>
-              <w:rPr>
-                <w:b/>
-                <w:color w:val="1F4E79"/>
-                <w:sz w:val="18"/>
-                <w:szCs w:val="18"/>
-                <w:lang w:eastAsia="ko-KR"/>
-              </w:rPr>
-              <w:t xml:space="preserve">최종보고 준비</w:t>
-            </w:r>
-          </w:p>
-        </w:tc>
-        <w:tc>
-          <w:tcPr>
-            <w:tcW w:w="4372" w:type="dxa"/>
-            <w:tcMar>
-              <w:top w:w="80" w:type="dxa"/>
-              <w:left w:w="110" w:type="dxa"/>
-              <w:bottom w:w="80" w:type="dxa"/>
-              <w:right w:w="110" w:type="dxa"/>
-            </w:tcMar>
-            <w:vAlign w:val="center"/>
-          </w:tcPr>
-          <w:p>
-            <w:pPr>
-              <w:spacing w:after="20" w:line="252" w:lineRule="auto"/>
-            </w:pPr>
-            <w:r>
-              <w:rPr>
-                <w:sz w:val="18"/>
-                <w:szCs w:val="18"/>
-                <w:lang w:eastAsia="ko-KR"/>
-              </w:rPr>
-              <w:t xml:space="preserve">보고서 초안 및 최종 발표자료 작성(최종보고서 분량은 신주영 교수 측 150~200쪽, 김장호 교수 측 100~150쪽이 언급됨[확인 필요])</w:t>
-            </w:r>
-          </w:p>
-        </w:tc>
-        <w:tc>
-          <w:tcPr>
-            <w:tcW w:w="2100" w:type="dxa"/>
-            <w:tcMar>
-              <w:top w:w="80" w:type="dxa"/>
-              <w:left w:w="110" w:type="dxa"/>
-              <w:bottom w:w="80" w:type="dxa"/>
-              <w:right w:w="110" w:type="dxa"/>
-            </w:tcMar>
-            <w:vAlign w:val="center"/>
-          </w:tcPr>
-          <w:p>
-            <w:pPr>
-              <w:spacing w:after="20" w:line="252" w:lineRule="auto"/>
-            </w:pPr>
-            <w:r>
-              <w:rPr>
-                <w:sz w:val="18"/>
-                <w:szCs w:val="18"/>
-                <w:lang w:eastAsia="ko-KR"/>
-              </w:rPr>
-              <w:t xml:space="preserve">김장호 교수, 신주영 교수</w:t>
-            </w:r>
-          </w:p>
-        </w:tc>
-        <w:tc>
-          <w:tcPr>
-            <w:tcW w:w="1800" w:type="dxa"/>
-            <w:tcMar>
-              <w:top w:w="80" w:type="dxa"/>
-              <w:left w:w="110" w:type="dxa"/>
-              <w:bottom w:w="80" w:type="dxa"/>
-              <w:right w:w="110" w:type="dxa"/>
-            </w:tcMar>
-            <w:vAlign w:val="center"/>
-          </w:tcPr>
-          <w:p>
-            <w:pPr>
-              <w:spacing w:after="20" w:line="252" w:lineRule="auto"/>
-            </w:pPr>
-            <w:r>
-              <w:rPr>
-                <w:sz w:val="18"/>
-                <w:szCs w:val="18"/>
-                <w:lang w:eastAsia="ko-KR"/>
-              </w:rPr>
-              <w:t xml:space="preserve">11월 말</w:t>
-            </w:r>
-          </w:p>
-        </w:tc>
-      </w:tr>
-      <w:tr>
-        <w:trPr>
-          <w:cantSplit/>
-          <w:jc w:val="center"/>
-        </w:trPr>
-        <w:tc>
-          <w:tcPr>
-            <w:tcW w:w="1700" w:type="dxa"/>
-            <w:shd w:val="clear" w:color="auto" w:fill="EEF5FA"/>
-            <w:tcMar>
-              <w:top w:w="80" w:type="dxa"/>
-              <w:left w:w="110" w:type="dxa"/>
-              <w:bottom w:w="80" w:type="dxa"/>
-              <w:right w:w="110" w:type="dxa"/>
-            </w:tcMar>
-            <w:vAlign w:val="center"/>
-          </w:tcPr>
-          <w:p>
-            <w:pPr>
-              <w:spacing w:after="20" w:line="252" w:lineRule="auto"/>
-              <w:jc w:val="center"/>
-            </w:pPr>
-            <w:r>
-              <w:rPr>
-                <w:b/>
-                <w:color w:val="1F4E79"/>
-                <w:sz w:val="18"/>
-                <w:szCs w:val="18"/>
-                <w:lang w:eastAsia="ko-KR"/>
-              </w:rPr>
-              <w:t xml:space="preserve">최종보고</w:t>
-            </w:r>
-          </w:p>
-        </w:tc>
-        <w:tc>
-          <w:tcPr>
-            <w:tcW w:w="4372" w:type="dxa"/>
-            <w:tcMar>
-              <w:top w:w="80" w:type="dxa"/>
-              <w:left w:w="110" w:type="dxa"/>
-              <w:bottom w:w="80" w:type="dxa"/>
-              <w:right w:w="110" w:type="dxa"/>
-            </w:tcMar>
-            <w:vAlign w:val="center"/>
-          </w:tcPr>
-          <w:p>
-            <w:pPr>
-              <w:spacing w:after="20" w:line="252" w:lineRule="auto"/>
-            </w:pPr>
-            <w:r>
-              <w:rPr>
-                <w:sz w:val="18"/>
-                <w:szCs w:val="18"/>
-                <w:lang w:eastAsia="ko-KR"/>
-              </w:rPr>
-              <w:t xml:space="preserve">최종보고서 제출(12월 월간보고 포함)</w:t>
-            </w:r>
-          </w:p>
-        </w:tc>
-        <w:tc>
-          <w:tcPr>
-            <w:tcW w:w="2100" w:type="dxa"/>
-            <w:tcMar>
-              <w:top w:w="80" w:type="dxa"/>
-              <w:left w:w="110" w:type="dxa"/>
-              <w:bottom w:w="80" w:type="dxa"/>
-              <w:right w:w="110" w:type="dxa"/>
-            </w:tcMar>
-            <w:vAlign w:val="center"/>
-          </w:tcPr>
-          <w:p>
-            <w:pPr>
-              <w:spacing w:after="20" w:line="252" w:lineRule="auto"/>
-            </w:pPr>
-            <w:r>
-              <w:rPr>
-                <w:sz w:val="18"/>
-                <w:szCs w:val="18"/>
-                <w:lang w:eastAsia="ko-KR"/>
-              </w:rPr>
-              <w:t xml:space="preserve">김장호 교수, 신주영 교수</w:t>
-            </w:r>
-          </w:p>
-        </w:tc>
-        <w:tc>
-          <w:tcPr>
-            <w:tcW w:w="1800" w:type="dxa"/>
-            <w:tcMar>
-              <w:top w:w="80" w:type="dxa"/>
-              <w:left w:w="110" w:type="dxa"/>
-              <w:bottom w:w="80" w:type="dxa"/>
-              <w:right w:w="110" w:type="dxa"/>
-            </w:tcMar>
-            <w:vAlign w:val="center"/>
-          </w:tcPr>
-          <w:p>
-            <w:pPr>
-              <w:spacing w:after="20" w:line="252" w:lineRule="auto"/>
-            </w:pPr>
-            <w:r>
-              <w:rPr>
-                <w:sz w:val="18"/>
-                <w:szCs w:val="18"/>
-                <w:lang w:eastAsia="ko-KR"/>
-              </w:rPr>
-              <w:t xml:space="preserve">12월</w:t>
-            </w:r>
-          </w:p>
-        </w:tc>
-      </w:tr>
-      <w:tr>
-        <w:trPr>
-          <w:cantSplit/>
-          <w:jc w:val="center"/>
-        </w:trPr>
-        <w:tc>
-          <w:tcPr>
-            <w:tcW w:w="1700" w:type="dxa"/>
-            <w:shd w:val="clear" w:color="auto" w:fill="EEF5FA"/>
-            <w:tcMar>
-              <w:top w:w="80" w:type="dxa"/>
-              <w:left w:w="110" w:type="dxa"/>
-              <w:bottom w:w="80" w:type="dxa"/>
-              <w:right w:w="110" w:type="dxa"/>
-            </w:tcMar>
-            <w:vAlign w:val="center"/>
-          </w:tcPr>
-          <w:p>
-            <w:pPr>
-              <w:spacing w:after="20" w:line="252" w:lineRule="auto"/>
-              <w:jc w:val="center"/>
-            </w:pPr>
-            <w:r>
-              <w:rPr>
-                <w:b/>
-                <w:color w:val="1F4E79"/>
-                <w:sz w:val="18"/>
-                <w:szCs w:val="18"/>
-                <w:lang w:eastAsia="ko-KR"/>
-              </w:rPr>
-              <w:t xml:space="preserve">로드맵 작성</w:t>
-            </w:r>
-          </w:p>
-        </w:tc>
-        <w:tc>
-          <w:tcPr>
-            <w:tcW w:w="4372" w:type="dxa"/>
-            <w:tcMar>
-              <w:top w:w="80" w:type="dxa"/>
-              <w:left w:w="110" w:type="dxa"/>
-              <w:bottom w:w="80" w:type="dxa"/>
-              <w:right w:w="110" w:type="dxa"/>
-            </w:tcMar>
-            <w:vAlign w:val="center"/>
-          </w:tcPr>
-          <w:p>
-            <w:pPr>
-              <w:spacing w:after="20" w:line="252" w:lineRule="auto"/>
-            </w:pPr>
-            <w:r>
-              <w:rPr>
-                <w:sz w:val="18"/>
-                <w:szCs w:val="18"/>
-                <w:lang w:eastAsia="ko-KR"/>
-              </w:rPr>
-              <w:t xml:space="preserve">월드 모델까지의 향후 발전방향을 차수별(1~3차년도)로 정리</w:t>
-            </w:r>
-          </w:p>
-        </w:tc>
-        <w:tc>
-          <w:tcPr>
-            <w:tcW w:w="2100" w:type="dxa"/>
-            <w:tcMar>
-              <w:top w:w="80" w:type="dxa"/>
-              <w:left w:w="110" w:type="dxa"/>
-              <w:bottom w:w="80" w:type="dxa"/>
-              <w:right w:w="110" w:type="dxa"/>
-            </w:tcMar>
-            <w:vAlign w:val="center"/>
-          </w:tcPr>
-          <w:p>
-            <w:pPr>
-              <w:spacing w:after="20" w:line="252" w:lineRule="auto"/>
-            </w:pPr>
-            <w:r>
-              <w:rPr>
-                <w:sz w:val="18"/>
-                <w:szCs w:val="18"/>
-                <w:lang w:eastAsia="ko-KR"/>
-              </w:rPr>
-              <w:t xml:space="preserve">[확인 필요]</w:t>
-            </w:r>
-          </w:p>
-        </w:tc>
-        <w:tc>
-          <w:tcPr>
-            <w:tcW w:w="1800" w:type="dxa"/>
-            <w:tcMar>
-              <w:top w:w="80" w:type="dxa"/>
-              <w:left w:w="110" w:type="dxa"/>
-              <w:bottom w:w="80" w:type="dxa"/>
-              <w:right w:w="110" w:type="dxa"/>
-            </w:tcMar>
-            <w:vAlign w:val="center"/>
-          </w:tcPr>
-          <w:p>
-            <w:pPr>
-              <w:spacing w:after="20" w:line="252" w:lineRule="auto"/>
-            </w:pPr>
-            <w:r>
-              <w:rPr>
-                <w:sz w:val="18"/>
-                <w:szCs w:val="18"/>
-                <w:lang w:eastAsia="ko-KR"/>
-              </w:rPr>
-              <w:t xml:space="preserve">보고서 작성 시</w:t>
-            </w:r>
-          </w:p>
-        </w:tc>
-      </w:tr>
-      <w:tr>
-        <w:trPr>
-          <w:cantSplit/>
-          <w:jc w:val="center"/>
-        </w:trPr>
-        <w:tc>
-          <w:tcPr>
-            <w:tcW w:w="1700" w:type="dxa"/>
-            <w:shd w:val="clear" w:color="auto" w:fill="EEF5FA"/>
-            <w:tcMar>
-              <w:top w:w="80" w:type="dxa"/>
-              <w:left w:w="110" w:type="dxa"/>
-              <w:bottom w:w="80" w:type="dxa"/>
-              <w:right w:w="110" w:type="dxa"/>
-            </w:tcMar>
-            <w:vAlign w:val="center"/>
-          </w:tcPr>
-          <w:p>
-            <w:pPr>
-              <w:spacing w:after="20" w:line="252" w:lineRule="auto"/>
-              <w:jc w:val="center"/>
-            </w:pPr>
-            <w:r>
-              <w:rPr>
-                <w:b/>
-                <w:color w:val="1F4E79"/>
-                <w:sz w:val="18"/>
-                <w:szCs w:val="18"/>
-                <w:lang w:eastAsia="ko-KR"/>
-              </w:rPr>
-              <w:t xml:space="preserve">예산·장비</w:t>
-            </w:r>
-          </w:p>
-        </w:tc>
-        <w:tc>
-          <w:tcPr>
-            <w:tcW w:w="4372" w:type="dxa"/>
-            <w:tcMar>
-              <w:top w:w="80" w:type="dxa"/>
-              <w:left w:w="110" w:type="dxa"/>
-              <w:bottom w:w="80" w:type="dxa"/>
-              <w:right w:w="110" w:type="dxa"/>
-            </w:tcMar>
-            <w:vAlign w:val="center"/>
-          </w:tcPr>
-          <w:p>
-            <w:pPr>
-              <w:spacing w:after="20" w:line="252" w:lineRule="auto"/>
-            </w:pPr>
-            <w:r>
-              <w:rPr>
-                <w:sz w:val="18"/>
-                <w:szCs w:val="18"/>
-                <w:lang w:eastAsia="ko-KR"/>
-              </w:rPr>
-              <w:t xml:space="preserve">로드맵 금액과 장비(GPU) 규모, DB 구축·시스템·패키징 비용 검토</w:t>
-            </w:r>
-          </w:p>
-        </w:tc>
-        <w:tc>
-          <w:tcPr>
-            <w:tcW w:w="2100" w:type="dxa"/>
-            <w:tcMar>
-              <w:top w:w="80" w:type="dxa"/>
-              <w:left w:w="110" w:type="dxa"/>
-              <w:bottom w:w="80" w:type="dxa"/>
-              <w:right w:w="110" w:type="dxa"/>
-            </w:tcMar>
-            <w:vAlign w:val="center"/>
-          </w:tcPr>
-          <w:p>
-            <w:pPr>
-              <w:spacing w:after="20" w:line="252" w:lineRule="auto"/>
-            </w:pPr>
-            <w:r>
-              <w:rPr>
-                <w:sz w:val="18"/>
-                <w:szCs w:val="18"/>
-                <w:lang w:eastAsia="ko-KR"/>
-              </w:rPr>
-              <w:t xml:space="preserve">김장호 교수, 신주영 교수</w:t>
-            </w:r>
-          </w:p>
-        </w:tc>
-        <w:tc>
-          <w:tcPr>
-            <w:tcW w:w="1800" w:type="dxa"/>
-            <w:tcMar>
-              <w:top w:w="80" w:type="dxa"/>
-              <w:left w:w="110" w:type="dxa"/>
-              <w:bottom w:w="80" w:type="dxa"/>
-              <w:right w:w="110" w:type="dxa"/>
-            </w:tcMar>
-            <w:vAlign w:val="center"/>
-          </w:tcPr>
-          <w:p>
-            <w:pPr>
-              <w:spacing w:after="20" w:line="252" w:lineRule="auto"/>
-            </w:pPr>
-            <w:r>
-              <w:rPr>
-                <w:sz w:val="18"/>
-                <w:szCs w:val="18"/>
-                <w:lang w:eastAsia="ko-KR"/>
-              </w:rPr>
-              <w:t xml:space="preserve">추후 논의</w:t>
-            </w:r>
-          </w:p>
-        </w:tc>
-      </w:tr>
-      <w:tr>
-        <w:trPr>
-          <w:cantSplit/>
-          <w:jc w:val="center"/>
-        </w:trPr>
-        <w:tc>
-          <w:tcPr>
-            <w:tcW w:w="1700" w:type="dxa"/>
-            <w:shd w:val="clear" w:color="auto" w:fill="EEF5FA"/>
-            <w:tcMar>
-              <w:top w:w="80" w:type="dxa"/>
-              <w:left w:w="110" w:type="dxa"/>
-              <w:bottom w:w="80" w:type="dxa"/>
-              <w:right w:w="110" w:type="dxa"/>
-            </w:tcMar>
-            <w:vAlign w:val="center"/>
-          </w:tcPr>
-          <w:p>
-            <w:pPr>
-              <w:spacing w:after="20" w:line="252" w:lineRule="auto"/>
-              <w:jc w:val="center"/>
-            </w:pPr>
-            <w:r>
-              <w:rPr>
-                <w:b/>
-                <w:color w:val="1F4E79"/>
-                <w:sz w:val="18"/>
-                <w:szCs w:val="18"/>
-                <w:lang w:eastAsia="ko-KR"/>
-              </w:rPr>
-              <w:t xml:space="preserve">수행 주체 협의</w:t>
-            </w:r>
-          </w:p>
-        </w:tc>
-        <w:tc>
-          <w:tcPr>
-            <w:tcW w:w="4372" w:type="dxa"/>
-            <w:tcMar>
-              <w:top w:w="80" w:type="dxa"/>
-              <w:left w:w="110" w:type="dxa"/>
-              <w:bottom w:w="80" w:type="dxa"/>
-              <w:right w:w="110" w:type="dxa"/>
-            </w:tcMar>
-            <w:vAlign w:val="center"/>
-          </w:tcPr>
-          <w:p>
-            <w:pPr>
-              <w:spacing w:after="20" w:line="252" w:lineRule="auto"/>
-            </w:pPr>
-            <w:r>
-              <w:rPr>
-                <w:sz w:val="18"/>
-                <w:szCs w:val="18"/>
-                <w:lang w:eastAsia="ko-KR"/>
-              </w:rPr>
-              <w:t xml:space="preserve">DB 구축 및 패키징을 업체·학교 중 어디서 수행할지 기존 업체와 협의</w:t>
-            </w:r>
-          </w:p>
-        </w:tc>
-        <w:tc>
-          <w:tcPr>
-            <w:tcW w:w="2100" w:type="dxa"/>
-            <w:tcMar>
-              <w:top w:w="80" w:type="dxa"/>
-              <w:left w:w="110" w:type="dxa"/>
-              <w:bottom w:w="80" w:type="dxa"/>
-              <w:right w:w="110" w:type="dxa"/>
-            </w:tcMar>
-            <w:vAlign w:val="center"/>
-          </w:tcPr>
-          <w:p>
-            <w:pPr>
-              <w:spacing w:after="20" w:line="252" w:lineRule="auto"/>
-            </w:pPr>
-            <w:r>
-              <w:rPr>
-                <w:sz w:val="18"/>
-                <w:szCs w:val="18"/>
-                <w:lang w:eastAsia="ko-KR"/>
-              </w:rPr>
-              <w:t xml:space="preserve">신주영 교수</w:t>
-            </w:r>
-          </w:p>
-        </w:tc>
-        <w:tc>
-          <w:tcPr>
-            <w:tcW w:w="1800" w:type="dxa"/>
-            <w:tcMar>
-              <w:top w:w="80" w:type="dxa"/>
-              <w:left w:w="110" w:type="dxa"/>
-              <w:bottom w:w="80" w:type="dxa"/>
-              <w:right w:w="110" w:type="dxa"/>
-            </w:tcMar>
-            <w:vAlign w:val="center"/>
-          </w:tcPr>
-          <w:p>
-            <w:pPr>
-              <w:spacing w:after="20" w:line="252" w:lineRule="auto"/>
-            </w:pPr>
-            <w:r>
-              <w:rPr>
-                <w:sz w:val="18"/>
-                <w:szCs w:val="18"/>
-                <w:lang w:eastAsia="ko-KR"/>
-              </w:rPr>
-              <w:t xml:space="preserve">추후 논의</w:t>
-            </w:r>
-          </w:p>
-        </w:tc>
-      </w:tr>
-    </w:tbl>
-    <w:p>
-      <w:pPr>
-        <w:spacing w:after="60"/>
-        <w:rPr>
-          <w:lang w:eastAsia="ko-KR"/>
-        </w:rPr>
-      </w:pPr>
-    </w:p>
-    <w:p>
-      <w:pPr>
-        <w:pStyle w:val="a0"/>
-        <w:spacing w:after="60"/>
-        <w:rPr>
-          <w:lang w:eastAsia="ko-KR"/>
-        </w:rPr>
-      </w:pPr>
-      <w:r>
-        <w:rPr>
-          <w:sz w:val="21"/>
-          <w:szCs w:val="21"/>
-          <w:lang w:eastAsia="ko-KR"/>
-        </w:rPr>
-        <w:t xml:space="preserve">예산은 총 20~30억 원 규모가 언급되었으며, 장비 비중은 30~40% 안팎으로 의견이 있었으나 수치는 확정되지 않음. DB 구축 업체 연 3억 원, 시스템 부문 2~3억 원 수준이 언급되었음[모두 추후 확정 필요].</w:t>
+        <w:t xml:space="preserve">11월 말까지 최종보고서 초안과 최종 발표자료를 작성함.</w:t>
       </w:r>
     </w:p>
     <w:p>
@@ -3066,7 +2181,24 @@
           <w:szCs w:val="21"/>
           <w:lang w:eastAsia="ko-KR"/>
         </w:rPr>
-        <w:t xml:space="preserve">보고서는 분량이 중요하게 평가되므로 그림과 설명을 충분히 포함함.</w:t>
+        <w:t xml:space="preserve">최종보고서는 12월에 제출하며, 12월 월간 보고도 최종보고서 작성 시 함께 작성함.</w:t>
+      </w:r>
+    </w:p>
+    <w:p>
+      <w:pPr>
+        <w:pStyle w:val="a0"/>
+        <w:spacing w:after="60"/>
+        <w:rPr>
+          <w:lang w:eastAsia="ko-KR"/>
+        </w:rPr>
+      </w:pPr>
+      <w:r>
+        <w:rPr>
+          <w:sz w:val="21"/>
+          <w:szCs w:val="21"/>
+          <w:lang w:eastAsia="ko-KR"/>
+        </w:rPr>
+        <w:t xml:space="preserve">최종보고서 분량은 신주영 교수 측 150~200쪽, 김장호 교수 측 100~150쪽이며, 월간 보고서를 토대로 재구성함. 보고서는 분량이 중요하게 평가되므로 그림을 많이 넣고 설명을 충분히 작성함.</w:t>
       </w:r>
     </w:p>
     <w:sectPr>
